--- a/output/Rehan_Malik_Resume_data_enginer.docx
+++ b/output/Rehan_Malik_Resume_data_enginer.docx
@@ -274,7 +274,7 @@
         <w:ind w:left="2115" w:leftChars="0" w:hanging="360"/>
       </w:pPr>
       <w:r>
-        <w:t>Designed and deployed real-time voice-to-data ingestion engines using WebSockets, Apache Kafka, and streaming architectures, aligning with modern cloud-based data platform practices.</w:t>
+        <w:t>Designed and deployed real-time voice-to-data ingestion engines using WebSockets, Apache Kafka, and streaming architectures, enabling scalable concurrent processing of 500+ calls.</w:t>
       </w:r>
     </w:p>
     <w:p>
@@ -286,7 +286,7 @@
         <w:ind w:left="2115" w:leftChars="0" w:hanging="360"/>
       </w:pPr>
       <w:r>
-        <w:t>Developed autonomous data pipelines for SEO and content workflows, showcasing expertise in orchestration frameworks and end-to-end data transformation.</w:t>
+        <w:t>Developed autonomous AI-powered platforms with end-to-end data pipelines, leveraging LangChain Agents and LLM orchestration to deliver production-grade solutions without human intervention.</w:t>
       </w:r>
     </w:p>
     <w:p>
@@ -298,7 +298,7 @@
         <w:ind w:left="2115" w:leftChars="0" w:hanging="360"/>
       </w:pPr>
       <w:r>
-        <w:t>Optimized ETL pipelines and implemented data partitioning strategies, increasing cloud infrastructure processing capacity by 60% to handle datasets exceeding 2TB.</w:t>
+        <w:t>Optimized cloud-based architectures to process 2TB+ datasets, increasing system efficiency by 60% through advanced ETL pipelines and data partitioning techniques.</w:t>
       </w:r>
     </w:p>
     <w:p>
@@ -310,7 +310,7 @@
         <w:ind w:left="2115" w:leftChars="0" w:hanging="360"/>
       </w:pPr>
       <w:r>
-        <w:t>Engineered scalable and resilient cloud backends on AWS (ECS, Lambda, S3, RDS) and GCP, supporting large-scale data and machine learning workloads.</w:t>
+        <w:t>Engineered resilient cloud backends on AWS and GCP, supporting large-scale AI and ML workloads with scalable and cost-efficient infrastructure.</w:t>
       </w:r>
     </w:p>
     <w:p>
@@ -322,7 +322,7 @@
         <w:ind w:left="2115" w:leftChars="0" w:hanging="360"/>
       </w:pPr>
       <w:r>
-        <w:t>Built high-performance gRPC microservices with C++ modules, reducing model inference latency by 25% and enhancing concurrent user capacity by 15%.</w:t>
+        <w:t>Built high-performance microservices with gRPC and C++ modules, improving model inference latency by 25% and enabling seamless scaling for concurrent users.</w:t>
       </w:r>
     </w:p>
     <w:p>
@@ -334,7 +334,7 @@
         <w:ind w:left="2115" w:leftChars="0" w:hanging="360"/>
       </w:pPr>
       <w:r>
-        <w:t>Designed retrieval-augmented generation pipelines with LangChain, FAISS, and ChromaDB, ensuring reliable and reusable data products for enterprise knowledge retrieval.</w:t>
+        <w:t>Implemented enterprise-grade retrieval-augmented generation (RAG) pipelines using LangChain, FAISS, and ChromaDB to deliver reliable knowledge retrieval systems across diverse data sources.</w:t>
       </w:r>
     </w:p>
     <w:p>
@@ -346,7 +346,7 @@
         <w:ind w:left="2115" w:leftChars="0" w:hanging="360"/>
       </w:pPr>
       <w:r>
-        <w:t>Implemented reinforcement learning frameworks to improve the performance and reliability of production-grade machine learning models.</w:t>
+        <w:t>Enhanced production LLM systems with reinforcement learning frameworks, improving model accuracy and reliability through optimized PPO techniques.</w:t>
       </w:r>
     </w:p>
     <w:p>
@@ -358,7 +358,7 @@
         <w:ind w:left="2115" w:leftChars="0" w:hanging="360"/>
       </w:pPr>
       <w:r>
-        <w:t>Developed real-time audio processing pipelines for speech-to-text and sentiment analysis, leveraging streaming architectures to deliver reliable and scalable data services.</w:t>
+        <w:t>Developed real-time streaming pipelines for audio processing, including speech-to-text, sentiment analysis, and actionable insights, leveraging scalable cloud architectures.</w:t>
       </w:r>
     </w:p>
     <w:p>
@@ -447,7 +447,7 @@
         <w:t xml:space="preserve"> </w:t>
       </w:r>
       <w:r>
-        <w:t xml:space="preserve">Senior Data Engineering &amp; AI Specialist </w:t>
+        <w:t xml:space="preserve">Senior AI Engineer </w:t>
       </w:r>
     </w:p>
     <w:p>
@@ -459,7 +459,7 @@
         <w:ind w:left="2115" w:leftChars="0" w:hanging="360"/>
       </w:pPr>
       <w:r>
-        <w:t>Designed and implemented scalable data architectures and orchestration patterns for Generative AI in regulated environments, ensuring resilience and cost efficiency.</w:t>
+        <w:t>Led the design and implementation of scalable data architectures and AI orchestration patterns, driving a $1M+ enterprise transformation initiative in regulated environments.</w:t>
       </w:r>
     </w:p>
     <w:p>
@@ -471,7 +471,7 @@
         <w:ind w:left="2115" w:leftChars="0" w:hanging="360"/>
       </w:pPr>
       <w:r>
-        <w:t>Developed advanced data pipelines for ingesting, transforming, and structuring business documents into reusable technical assets, leveraging cloud-based GenAI solutions.</w:t>
+        <w:t>Developed and deployed production-grade AI pipelines for ingesting, transforming, and structuring business documents into technical assets using LLMs and orchestration frameworks.</w:t>
       </w:r>
     </w:p>
     <w:p>
@@ -483,7 +483,7 @@
         <w:ind w:left="2115" w:leftChars="0" w:hanging="360"/>
       </w:pPr>
       <w:r>
-        <w:t>Evaluated and deployed streaming-first GenAI orchestration frameworks, ensuring alignment with cloud architecture standards and governance requirements.</w:t>
+        <w:t>Evaluated and integrated advanced AI orchestration technologies, including LangChain and multi-agent frameworks, to meet cloud infrastructure and compliance requirements.</w:t>
       </w:r>
     </w:p>
     <w:p>
@@ -495,7 +495,7 @@
         <w:ind w:left="2115" w:leftChars="0" w:hanging="360"/>
       </w:pPr>
       <w:r>
-        <w:t>Established audit-ready data lineage and governance frameworks, ensuring traceability and compliance with organizational and regulatory standards.</w:t>
+        <w:t>Designed and implemented audit-ready data lineage frameworks, ensuring governance, traceability, and performance optimization across AI deliverables.</w:t>
       </w:r>
     </w:p>
     <w:p>
@@ -507,7 +507,7 @@
         <w:ind w:left="2115" w:leftChars="0" w:hanging="360"/>
       </w:pPr>
       <w:r>
-        <w:t>Built domain-specific knowledge grounding mechanisms using Retrieval-Augmented Generation (RAG) to ensure reliable, discoverable, and governed AI outputs.</w:t>
+        <w:t>Built and optimized retrieval-augmented generation (RAG) architectures to enhance LLM outputs with reliable, domain-specific knowledge for regulated use cases.</w:t>
       </w:r>
     </w:p>
     <w:p>
@@ -519,7 +519,7 @@
         <w:ind w:left="2115" w:leftChars="0" w:hanging="360"/>
       </w:pPr>
       <w:r>
-        <w:t>Collaborated with senior stakeholders to drive strategic adoption of AI technologies, leading validation sessions to ensure safe and effective integration into production workflows.</w:t>
+        <w:t>Collaborated with cross-functional stakeholders and led validation sessions to ensure safe and effective integration of AI-generated outputs into production systems.</w:t>
       </w:r>
     </w:p>
     <w:p>
@@ -790,7 +790,7 @@
         <w:ind w:left="2115" w:leftChars="0" w:hanging="360"/>
       </w:pPr>
       <w:r>
-        <w:t>Translated complex business data challenges into scalable, cloud-native solutions, aligning with modern cloud-based data platform strategies across AWS, Azure, and GCP.</w:t>
+        <w:t>Translated complex business data challenges into scalable cloud-based architectures, leveraging AWS, Azure, and GCP to enhance resilience and cost efficiency.</w:t>
       </w:r>
     </w:p>
     <w:p>
@@ -802,7 +802,7 @@
         <w:ind w:left="2115" w:leftChars="0" w:hanging="360"/>
       </w:pPr>
       <w:r>
-        <w:t>Designed and implemented AI-driven data pipelines and automation tools, ensuring integration with enterprise data ecosystems and adherence to governance standards.</w:t>
+        <w:t>Designed and implemented AI-powered data pipelines and orchestration workflows, ensuring seamless integration with enterprise data ecosystems.</w:t>
       </w:r>
     </w:p>
     <w:p>
@@ -814,7 +814,7 @@
         <w:ind w:left="2115" w:leftChars="0" w:hanging="360"/>
       </w:pPr>
       <w:r>
-        <w:t>Developed and optimized ETL/ELT workflows, cloud data migrations, and real-time processing pipelines, supporting both batch and streaming data architectures.</w:t>
+        <w:t>Developed streaming-first and batch processing solutions, optimizing data ingestion, transformation, and real-time processing pipelines.</w:t>
       </w:r>
     </w:p>
     <w:p>
@@ -826,7 +826,7 @@
         <w:ind w:left="2115" w:leftChars="0" w:hanging="360"/>
       </w:pPr>
       <w:r>
-        <w:t>Led client-facing reviews to align cloud infrastructure and data architecture roadmaps with strategic technical direction and organizational goals.</w:t>
+        <w:t>Collaborated with stakeholders to align cloud infrastructure and data architecture strategies with organizational goals through regular reviews.</w:t>
       </w:r>
     </w:p>
     <w:p>
@@ -838,7 +838,7 @@
         <w:ind w:left="2115" w:leftChars="0" w:hanging="360"/>
       </w:pPr>
       <w:r>
-        <w:t>Ensured compliance with security, observability, and performance standards across cloud data deployments, achieving operational efficiency and scalability.</w:t>
+        <w:t>Ensured robust security, observability, and performance optimization across all cloud deployments, reducing manual operational overhead.</w:t>
       </w:r>
     </w:p>
     <w:p>
@@ -1020,7 +1020,7 @@
         <w:ind w:left="1360"/>
       </w:pPr>
       <w:r>
-        <w:t xml:space="preserve">Senior Data &amp; ML Engineer </w:t>
+        <w:t xml:space="preserve">Senior AI/ML Engineer </w:t>
       </w:r>
     </w:p>
     <w:p>
@@ -1032,7 +1032,7 @@
         <w:ind w:left="2115" w:leftChars="0" w:hanging="360"/>
       </w:pPr>
       <w:r>
-        <w:t>Developed scalable data pipelines for context-aware enterprise search across 2TB+ document repositories, leveraging LangChain, FAISS, and ChromaDB to ensure reliability and discoverability.</w:t>
+        <w:t>Built production-grade RAG pipelines using LangChain, FAISS, and ChromaDB to enable scalable enterprise search across large document repositories.</w:t>
       </w:r>
     </w:p>
     <w:p>
@@ -1044,7 +1044,7 @@
         <w:ind w:left="2115" w:leftChars="0" w:hanging="360"/>
       </w:pPr>
       <w:r>
-        <w:t>Engineered end-to-end data workflows including ingestion, transformation, validation, and orchestration using Python, PySpark, and Airflow, adhering to best practices for scalability and resilience.</w:t>
+        <w:t>Designed and implemented robust data pipelines for ingestion, transformation, validation, and model serving, leveraging Python, PySpark, and Airflow for scalability and reliability.</w:t>
       </w:r>
     </w:p>
     <w:p>
@@ -1056,7 +1056,7 @@
         <w:ind w:left="2115" w:leftChars="0" w:hanging="360"/>
       </w:pPr>
       <w:r>
-        <w:t>Optimized deployment of fine-tuned LLMs (LLaMA, Mistral) on AWS SageMaker using LoRA, QLoRA, and PEFT, achieving a 40% reduction in API costs compared to hosted models.</w:t>
+        <w:t>Deployed fine-tuned LLMs such as LLaMA and Mistral using techniques like LoRA and QLoRA on AWS SageMaker, achieving significant cost reductions compared to hosted models.</w:t>
       </w:r>
     </w:p>
     <w:p>
@@ -1068,7 +1068,7 @@
         <w:ind w:left="2115" w:leftChars="0" w:hanging="360"/>
       </w:pPr>
       <w:r>
-        <w:t>Implemented high-performance model serving with VLLM and CUDA for efficient GPU utilization, containerized using Docker on AWS ECS/ECR for scalability and cost efficiency.</w:t>
+        <w:t>Optimized GPU utilization for scalable model serving using VLLM and CUDA, containerized with Docker and deployed on AWS ECS/ECR for efficient infrastructure management.</w:t>
       </w:r>
     </w:p>
     <w:p>
@@ -1080,7 +1080,7 @@
         <w:ind w:left="2115" w:leftChars="0" w:hanging="360"/>
       </w:pPr>
       <w:r>
-        <w:t>Developed autonomous AI workflows by integrating LLMs with internal APIs, databases, and messaging platforms, championing the "data as a product" approach.</w:t>
+        <w:t>Developed AI workflows connecting LLMs to APIs, databases, and messaging platforms to support autonomous task execution and seamless system integration.</w:t>
       </w:r>
     </w:p>
     <w:p>
@@ -1092,7 +1092,7 @@
         <w:ind w:left="2115" w:leftChars="0" w:hanging="360"/>
       </w:pPr>
       <w:r>
-        <w:t>Enhanced performance of inference pipelines by integrating C++ modules, reducing model latency by 25% and ensuring optimal system performance.</w:t>
+        <w:t>Integrated C++ modules into inference pipelines to enhance performance, reducing model latency and improving system responsiveness.</w:t>
       </w:r>
     </w:p>
     <w:p>
@@ -1104,7 +1104,7 @@
         <w:ind w:left="2115" w:leftChars="0" w:hanging="360"/>
       </w:pPr>
       <w:r>
-        <w:t>Designed real-time streaming data pipelines for audio processing and speech-to-text applications, ensuring robust and efficient data handling.</w:t>
+        <w:t>Designed real-time audio processing and speech-to-text pipelines for streaming architectures, ensuring high reliability and low latency.</w:t>
       </w:r>
     </w:p>
     <w:p>
@@ -1116,7 +1116,7 @@
         <w:ind w:left="2115" w:leftChars="0" w:hanging="360"/>
       </w:pPr>
       <w:r>
-        <w:t>Built high-performance conversational APIs powered by OpenAI, improving response times by 35% and supporting seamless customer interactions.</w:t>
+        <w:t>Built high-performance conversational APIs leveraging OpenAI technologies, achieving substantial improvements in response times and user experience.</w:t>
       </w:r>
     </w:p>
     <w:p>
@@ -1281,7 +1281,7 @@
         <w:ind w:left="1360"/>
       </w:pPr>
       <w:r>
-        <w:t xml:space="preserve">Senior Data Engineer </w:t>
+        <w:t xml:space="preserve">Senior Data &amp; Machine Learning Engineer </w:t>
       </w:r>
     </w:p>
     <w:p>
@@ -1293,7 +1293,7 @@
         <w:ind w:left="2115" w:leftChars="0" w:hanging="360"/>
       </w:pPr>
       <w:r>
-        <w:t>Owned and enhanced ETL pipelines for large-scale production data, ensuring scalability, resilience, and data quality to support high-revenue accounts exceeding $200K monthly.</w:t>
+        <w:t>Managed and optimized scalable ETL pipelines within cloud-based environments, ensuring data reliability, quality, and timely availability for high-impact machine learning applications.</w:t>
       </w:r>
     </w:p>
     <w:p>
@@ -1305,7 +1305,7 @@
         <w:ind w:left="2115" w:leftChars="0" w:hanging="360"/>
       </w:pPr>
       <w:r>
-        <w:t>Defined and implemented data quality standards, pipeline performance metrics, and model evaluation processes, optimizing outcomes for accounts generating $1M+ annually.</w:t>
+        <w:t>Evaluated and enhanced data quality and pipeline performance, aligning with stringent production-grade standards to support large-scale AI systems and workflows.</w:t>
       </w:r>
     </w:p>
     <w:p>
@@ -1317,7 +1317,7 @@
         <w:ind w:left="2115" w:leftChars="0" w:hanging="360"/>
       </w:pPr>
       <w:r>
-        <w:t>Directed feature engineering and data preparation workflows to ensure reliable, reusable, and high-quality datasets for machine learning and data science initiatives.</w:t>
+        <w:t>Led feature engineering and data preparation processes, enabling robust training datasets for AI/ML models and ensuring readiness for production deployment.</w:t>
       </w:r>
     </w:p>
     <w:p>
@@ -1329,7 +1329,7 @@
         <w:ind w:left="2115" w:leftChars="0" w:hanging="360"/>
       </w:pPr>
       <w:r>
-        <w:t>Developed and maintained real-time data monitoring and reporting solutions using SQL, PostgreSQL, Grafana, and Tableau, ensuring observability and actionable insights.</w:t>
+        <w:t>Developed real-time data monitoring and reporting solutions using SQL, PostgreSQL, Grafana, and Tableau to optimize system performance and observability.</w:t>
       </w:r>
     </w:p>
     <w:p>
@@ -1341,7 +1341,7 @@
         <w:ind w:left="2115" w:leftChars="0" w:hanging="360"/>
       </w:pPr>
       <w:r>
-        <w:t>Collaborated with cross-functional teams to drive effective problem-solving and maintain operational excellence in a high-impact, fast-paced production environment.</w:t>
+        <w:t>Collaborated with cross-functional teams to deliver end-to-end solutions in fast-paced, high-ownership environments using tools like Jira, Slack, and Trello.</w:t>
       </w:r>
     </w:p>
     <w:p>
@@ -1525,7 +1525,7 @@
         <w:ind w:left="2115" w:leftChars="0" w:hanging="360"/>
       </w:pPr>
       <w:r>
-        <w:t>Maintained and optimized production ETL pipelines and ML operations, ensuring scalability, resilience, and data integrity across enterprise data platforms.</w:t>
+        <w:t>Maintained and optimized production data pipelines and ML operations, ensuring scalability, resilience, and data integrity across enterprise systems.</w:t>
       </w:r>
     </w:p>
     <w:p>
@@ -1537,7 +1537,7 @@
         <w:ind w:left="2115" w:leftChars="0" w:hanging="360"/>
       </w:pPr>
       <w:r>
-        <w:t>Developed and integrated churn risk models into decision-making systems, driving data-informed strategies to enhance operational efficiency.</w:t>
+        <w:t>Developed predictive models integrated into operational workflows to enhance decision-making and improve key performance metrics.</w:t>
       </w:r>
     </w:p>
     <w:p>
@@ -1549,7 +1549,7 @@
         <w:ind w:left="2115" w:leftChars="0" w:hanging="360"/>
       </w:pPr>
       <w:r>
-        <w:t>Performed in-depth production data analysis using SQL, PostgreSQL, Grafana, and Tableau to ensure observability and performance optimization.</w:t>
+        <w:t>Performed data analysis using SQL, PostgreSQL, and visualization tools to monitor system performance and ensure reliability.</w:t>
       </w:r>
     </w:p>
     <w:p>
@@ -1561,7 +1561,7 @@
         <w:ind w:left="2115" w:leftChars="0" w:hanging="360"/>
       </w:pPr>
       <w:r>
-        <w:t>Led incident management processes through JIRA, collaborating with cross-functional teams to uphold reliability and minimize downtime.</w:t>
+        <w:t>Managed incident workflows and collaborated with cross-functional teams to resolve pipeline issues and maintain operational efficiency.</w:t>
       </w:r>
     </w:p>
     <w:p>
@@ -1720,7 +1720,7 @@
         <w:ind w:left="1360"/>
       </w:pPr>
       <w:r>
-        <w:t xml:space="preserve">Junior Data Platform Engineer </w:t>
+        <w:t xml:space="preserve">Junior Cloud Data Engineer </w:t>
       </w:r>
     </w:p>
     <w:p>
@@ -1732,7 +1732,7 @@
         <w:ind w:left="2115" w:leftChars="0" w:hanging="360"/>
       </w:pPr>
       <w:r>
-        <w:t>Designed and implemented scalable data pipelines for ingestion, transformation, and analysis of IoT sensor data, ensuring reliability and performance.</w:t>
+        <w:t>Designed and implemented scalable data pipelines to ingest, transform, and analyze IoT sensor data, ensuring reliability and performance optimization.</w:t>
       </w:r>
     </w:p>
     <w:p>
@@ -1744,7 +1744,7 @@
         <w:ind w:left="2115" w:leftChars="0" w:hanging="360"/>
       </w:pPr>
       <w:r>
-        <w:t>Developed and optimized data workflows leveraging Python, PostgreSQL, MySQL, and DBeaver to support data modeling, transformation, and pattern detection.</w:t>
+        <w:t>Developed analytical workflows leveraging Python and SQL-based databases to support data modeling, transformation, and anomaly detection in IoT datasets.</w:t>
       </w:r>
     </w:p>
     <w:p>
@@ -1756,7 +1756,7 @@
         <w:ind w:left="2115" w:leftChars="0" w:hanging="360"/>
       </w:pPr>
       <w:r>
-        <w:t>Built dynamic dashboards and data visualizations in Power BI Desktop to deliver actionable insights and support data-driven decision-making.</w:t>
+        <w:t>Built dynamic dashboards and visualizations in Power BI to enhance data discoverability and support stakeholder decision-making processes.</w:t>
       </w:r>
     </w:p>
     <w:p>
@@ -1768,7 +1768,7 @@
         <w:ind w:left="2115" w:leftChars="0" w:hanging="360"/>
       </w:pPr>
       <w:r>
-        <w:t>Utilized machine learning techniques, including clustering and anomaly detection, to enhance predictive maintenance capabilities for IoT time-series data.</w:t>
+        <w:t>Applied machine learning techniques, including clustering and anomaly detection, to generate actionable insights and improve predictive maintenance workflows.</w:t>
       </w:r>
     </w:p>
     <w:p>
@@ -2084,106 +2084,106 @@
         <w:rPr>
           <w:b/>
         </w:rPr>
+        <w:t xml:space="preserve">Core ML &amp; AI: </w:t>
+      </w:r>
+      <w:r>
+        <w:t>Python, TensorFlow, PyTorch, scikit-learn, C++, OpenCV, RLHF, PPO, Quantization, FastAPI, Flask, gRPC, REST APIs, WebSockets, Shell Scripting, CUDA.</w:t>
+      </w:r>
+      <w:r>
+        <w:rPr>
+          <w:b/>
+        </w:rPr>
+        <w:t xml:space="preserve"> </w:t>
+      </w:r>
+      <w:r>
+        <w:rPr>
+          <w:b/>
+        </w:rPr>
+        <w:br w:type="textWrapping"/>
+      </w:r>
+    </w:p>
+    <w:p>
+      <w:pPr>
+        <w:ind w:left="1350" w:hanging="1350"/>
+      </w:pPr>
+      <w:r>
+        <w:t xml:space="preserve"> </w:t>
+      </w:r>
+      <w:r>
+        <w:tab/>
+      </w:r>
+      <w:r>
+        <w:rPr>
+          <w:b/>
+        </w:rPr>
+        <w:t xml:space="preserve">GenAI &amp; LLMs: </w:t>
+      </w:r>
+      <w:r>
+        <w:t>LangChain, RAG Architectures, OpenAI, Claude/Anthropic, LLaMA, Mistral, Hugging Face, Fine-Tuning (LoRA, QLoRA, PEFT), VLLM, Prompt Engineering, FAISS, ChromaDB, Pinecone, PG-Vector, Agentic AI.</w:t>
+      </w:r>
+      <w:r>
+        <w:rPr>
+          <w:b/>
+        </w:rPr>
+        <w:t xml:space="preserve"> </w:t>
+      </w:r>
+      <w:r>
+        <w:rPr>
+          <w:b/>
+        </w:rPr>
+        <w:br w:type="textWrapping"/>
+      </w:r>
+    </w:p>
+    <w:p>
+      <w:pPr>
+        <w:ind w:left="1350" w:hanging="1350"/>
+      </w:pPr>
+      <w:r>
+        <w:t xml:space="preserve"> </w:t>
+      </w:r>
+      <w:r>
+        <w:tab/>
+      </w:r>
+      <w:r>
+        <w:rPr>
+          <w:b/>
+        </w:rPr>
+        <w:t xml:space="preserve">AWS &amp; Cloud: </w:t>
+      </w:r>
+      <w:r>
+        <w:t>AWS (SageMaker, ECS, Lambda, S3, RDS, ECR), Docker, Kubernetes, Terraform, CI/CD, Microservices, Azure, GCP.</w:t>
+      </w:r>
+      <w:r>
+        <w:rPr>
+          <w:b/>
+        </w:rPr>
+        <w:t xml:space="preserve"> </w:t>
+      </w:r>
+      <w:r>
+        <w:rPr>
+          <w:b/>
+        </w:rPr>
+        <w:br w:type="textWrapping"/>
+      </w:r>
+    </w:p>
+    <w:p>
+      <w:pPr>
+        <w:ind w:left="1350" w:hanging="1350"/>
+      </w:pPr>
+      <w:r>
+        <w:t xml:space="preserve"> </w:t>
+      </w:r>
+      <w:r>
+        <w:tab/>
+      </w:r>
+      <w:r>
+        <w:rPr>
+          <w:b/>
+        </w:rPr>
         <w:t xml:space="preserve">Data Engineering: </w:t>
       </w:r>
       <w:r>
-        <w:t>Real-Time Streaming, Apache Kafka, PySpark, Apache Airflow, dbt, ETL/ELT Pipelines, Data Modeling, Data Warehousing, Data Quality, PostgreSQL, Redis, MongoDB, MySQL, DynamoDB, SQL, Grafana, Tableau, Power BI.</w:t>
-      </w:r>
-      <w:r>
-        <w:rPr>
-          <w:b/>
-        </w:rPr>
-        <w:t xml:space="preserve"> </w:t>
-      </w:r>
-      <w:r>
-        <w:rPr>
-          <w:b/>
-        </w:rPr>
-        <w:br w:type="textWrapping"/>
-      </w:r>
-    </w:p>
-    <w:p>
-      <w:pPr>
-        <w:ind w:left="1350" w:hanging="1350"/>
-      </w:pPr>
-      <w:r>
-        <w:t xml:space="preserve"> </w:t>
-      </w:r>
-      <w:r>
-        <w:tab/>
-      </w:r>
-      <w:r>
-        <w:rPr>
-          <w:b/>
-        </w:rPr>
-        <w:t xml:space="preserve">AWS &amp; Cloud: </w:t>
-      </w:r>
-      <w:r>
-        <w:t>AWS (ECS, ECR, Lambda, S3, SageMaker, RDS), CI/CD, Docker, Kubernetes, Terraform, Microservices, Azure, GCP.</w:t>
-      </w:r>
-      <w:r>
-        <w:rPr>
-          <w:b/>
-        </w:rPr>
-        <w:t xml:space="preserve"> </w:t>
-      </w:r>
-      <w:r>
-        <w:rPr>
-          <w:b/>
-        </w:rPr>
-        <w:br w:type="textWrapping"/>
-      </w:r>
-    </w:p>
-    <w:p>
-      <w:pPr>
-        <w:ind w:left="1350" w:hanging="1350"/>
-      </w:pPr>
-      <w:r>
-        <w:t xml:space="preserve"> </w:t>
-      </w:r>
-      <w:r>
-        <w:tab/>
-      </w:r>
-      <w:r>
-        <w:rPr>
-          <w:b/>
-        </w:rPr>
-        <w:t xml:space="preserve">Core ML &amp; AI: </w:t>
-      </w:r>
-      <w:r>
-        <w:t>Python, PyTorch, TensorFlow, scikit-learn, RLHF, PPO, CUDA, Quantization, FastAPI, Flask, gRPC, REST APIs, WebSockets, Shell Scripting, OpenCV, C++.</w:t>
-      </w:r>
-      <w:r>
-        <w:rPr>
-          <w:b/>
-        </w:rPr>
-        <w:t xml:space="preserve"> </w:t>
-      </w:r>
-      <w:r>
-        <w:rPr>
-          <w:b/>
-        </w:rPr>
-        <w:br w:type="textWrapping"/>
-      </w:r>
-    </w:p>
-    <w:p>
-      <w:pPr>
-        <w:ind w:left="1350" w:hanging="1350"/>
-      </w:pPr>
-      <w:r>
-        <w:t xml:space="preserve"> </w:t>
-      </w:r>
-      <w:r>
-        <w:tab/>
-      </w:r>
-      <w:r>
-        <w:rPr>
-          <w:b/>
-        </w:rPr>
-        <w:t xml:space="preserve">GenAI &amp; LLMs: </w:t>
-      </w:r>
-      <w:r>
-        <w:t>LangChain, RAG Architectures, Agentic AI, Fine-Tuning (LoRA, QLoRA, PEFT), OpenAI, Claude/Anthropic, LLaMA, Mistral, Hugging Face, VLLM, Prompt Engineering, FAISS, ChromaDB, Pinecone, PG-Vector.</w:t>
+        <w:t>Apache Kafka, PySpark, Apache Airflow, ETL/ELT Pipelines, Real-Time Streaming, dbt, Data Warehousing, PostgreSQL, MongoDB, Redis, MySQL, DynamoDB, SQL, Grafana, Tableau, Power BI, Data Modeling, Data Quality.</w:t>
       </w:r>
       <w:r>
         <w:rPr>

--- a/output/Rehan_Malik_Resume_data_enginer.docx
+++ b/output/Rehan_Malik_Resume_data_enginer.docx
@@ -274,7 +274,7 @@
         <w:ind w:left="2115" w:leftChars="0" w:hanging="360"/>
       </w:pPr>
       <w:r>
-        <w:t>Designed and deployed real-time voice-to-data ingestion engines using WebSockets, Apache Kafka, and streaming architectures, enabling scalable concurrent processing of 500+ calls.</w:t>
+        <w:t>Developed real-time voice-to-data ingestion engines using WebSockets, Apache Kafka, and streaming architectures, enabling zero-latency processing of 500+ simultaneous calls.</w:t>
       </w:r>
     </w:p>
     <w:p>
@@ -286,7 +286,7 @@
         <w:ind w:left="2115" w:leftChars="0" w:hanging="360"/>
       </w:pPr>
       <w:r>
-        <w:t>Developed autonomous AI-powered platforms with end-to-end data pipelines, leveraging LangChain Agents and LLM orchestration to deliver production-grade solutions without human intervention.</w:t>
+        <w:t>Designed autonomous data pipelines leveraging LangChain Agents and LLM orchestration to automate complex workflows and reduce manual intervention.</w:t>
       </w:r>
     </w:p>
     <w:p>
@@ -298,7 +298,7 @@
         <w:ind w:left="2115" w:leftChars="0" w:hanging="360"/>
       </w:pPr>
       <w:r>
-        <w:t>Optimized cloud-based architectures to process 2TB+ datasets, increasing system efficiency by 60% through advanced ETL pipelines and data partitioning techniques.</w:t>
+        <w:t>Optimized ETL pipelines and data partitioning strategies to scale cloud infrastructure for 2TB+ datasets, increasing system processing capacity by 60%.</w:t>
       </w:r>
     </w:p>
     <w:p>
@@ -310,7 +310,7 @@
         <w:ind w:left="2115" w:leftChars="0" w:hanging="360"/>
       </w:pPr>
       <w:r>
-        <w:t>Engineered resilient cloud backends on AWS and GCP, supporting large-scale AI and ML workloads with scalable and cost-efficient infrastructure.</w:t>
+        <w:t>Architected scalable cloud backends on AWS (ECS, Lambda, S3, RDS) and GCP to support high-performance GenAI and ML workloads.</w:t>
       </w:r>
     </w:p>
     <w:p>
@@ -322,7 +322,7 @@
         <w:ind w:left="2115" w:leftChars="0" w:hanging="360"/>
       </w:pPr>
       <w:r>
-        <w:t>Built high-performance microservices with gRPC and C++ modules, improving model inference latency by 25% and enabling seamless scaling for concurrent users.</w:t>
+        <w:t>Engineered gRPC microservices with C++ modules (CUDA, Eigen) to improve model inference latency by 25% and accommodate 15% more concurrent users.</w:t>
       </w:r>
     </w:p>
     <w:p>
@@ -334,7 +334,7 @@
         <w:ind w:left="2115" w:leftChars="0" w:hanging="360"/>
       </w:pPr>
       <w:r>
-        <w:t>Implemented enterprise-grade retrieval-augmented generation (RAG) pipelines using LangChain, FAISS, and ChromaDB to deliver reliable knowledge retrieval systems across diverse data sources.</w:t>
+        <w:t>Developed retrieval-augmented generation pipelines using LangChain, FAISS, and ChromaDB for structured and unstructured enterprise data insights.</w:t>
       </w:r>
     </w:p>
     <w:p>
@@ -346,7 +346,7 @@
         <w:ind w:left="2115" w:leftChars="0" w:hanging="360"/>
       </w:pPr>
       <w:r>
-        <w:t>Enhanced production LLM systems with reinforcement learning frameworks, improving model accuracy and reliability through optimized PPO techniques.</w:t>
+        <w:t>Implemented reinforcement learning frameworks using PPO to enhance LLM reliability and accuracy for production-grade AI applications.</w:t>
       </w:r>
     </w:p>
     <w:p>
@@ -358,7 +358,7 @@
         <w:ind w:left="2115" w:leftChars="0" w:hanging="360"/>
       </w:pPr>
       <w:r>
-        <w:t>Developed real-time streaming pipelines for audio processing, including speech-to-text, sentiment analysis, and actionable insights, leveraging scalable cloud architectures.</w:t>
+        <w:t>Built real-time audio processing systems for speech-to-text, sentiment analysis, and actionable insights, leveraging streaming architectures on AWS.</w:t>
       </w:r>
     </w:p>
     <w:p>
@@ -447,7 +447,7 @@
         <w:t xml:space="preserve"> </w:t>
       </w:r>
       <w:r>
-        <w:t xml:space="preserve">Senior AI Engineer </w:t>
+        <w:t xml:space="preserve">Senior Machine Learning Engineer </w:t>
       </w:r>
     </w:p>
     <w:p>
@@ -459,7 +459,7 @@
         <w:ind w:left="2115" w:leftChars="0" w:hanging="360"/>
       </w:pPr>
       <w:r>
-        <w:t>Led the design and implementation of scalable data architectures and AI orchestration patterns, driving a $1M+ enterprise transformation initiative in regulated environments.</w:t>
+        <w:t>Designed and implemented scalable data architectures and orchestration patterns to support the automation and transformation of workflows in regulated environments.</w:t>
       </w:r>
     </w:p>
     <w:p>
@@ -471,7 +471,7 @@
         <w:ind w:left="2115" w:leftChars="0" w:hanging="360"/>
       </w:pPr>
       <w:r>
-        <w:t>Developed and deployed production-grade AI pipelines for ingesting, transforming, and structuring business documents into technical assets using LLMs and orchestration frameworks.</w:t>
+        <w:t>Developed pipelines to ingest, transform, and structure complex business documents into actionable technical assets, leveraging large language models for enhanced data processing.</w:t>
       </w:r>
     </w:p>
     <w:p>
@@ -483,7 +483,7 @@
         <w:ind w:left="2115" w:leftChars="0" w:hanging="360"/>
       </w:pPr>
       <w:r>
-        <w:t>Evaluated and integrated advanced AI orchestration technologies, including LangChain and multi-agent frameworks, to meet cloud infrastructure and compliance requirements.</w:t>
+        <w:t>Evaluated and applied advanced machine learning frameworks, including LangChain and multi-agent systems, to optimize model integration within cloud-based environments.</w:t>
       </w:r>
     </w:p>
     <w:p>
@@ -495,7 +495,7 @@
         <w:ind w:left="2115" w:leftChars="0" w:hanging="360"/>
       </w:pPr>
       <w:r>
-        <w:t>Designed and implemented audit-ready data lineage frameworks, ensuring governance, traceability, and performance optimization across AI deliverables.</w:t>
+        <w:t>Created delivery frameworks with robust data lineage and governance protocols to ensure compliance and reliability in machine learning outputs.</w:t>
       </w:r>
     </w:p>
     <w:p>
@@ -507,7 +507,7 @@
         <w:ind w:left="2115" w:leftChars="0" w:hanging="360"/>
       </w:pPr>
       <w:r>
-        <w:t>Built and optimized retrieval-augmented generation (RAG) architectures to enhance LLM outputs with reliable, domain-specific knowledge for regulated use cases.</w:t>
+        <w:t>Built retrieval-augmented generation (RAG) systems to enhance model accuracy, delivering domain-specific and factual insights for enterprise use cases.</w:t>
       </w:r>
     </w:p>
     <w:p>
@@ -519,7 +519,7 @@
         <w:ind w:left="2115" w:leftChars="0" w:hanging="360"/>
       </w:pPr>
       <w:r>
-        <w:t>Collaborated with cross-functional stakeholders and led validation sessions to ensure safe and effective integration of AI-generated outputs into production systems.</w:t>
+        <w:t>Collaborated with cross-functional teams to validate and refine AI-driven solutions, ensuring alignment with real-world workflows and user needs.</w:t>
       </w:r>
     </w:p>
     <w:p>
@@ -790,7 +790,7 @@
         <w:ind w:left="2115" w:leftChars="0" w:hanging="360"/>
       </w:pPr>
       <w:r>
-        <w:t>Translated complex business data challenges into scalable cloud-based architectures, leveraging AWS, Azure, and GCP to enhance resilience and cost efficiency.</w:t>
+        <w:t>Developed scalable cloud-native AI solutions on AWS, Azure, and GCP, addressing complex business data challenges and enhancing automation.</w:t>
       </w:r>
     </w:p>
     <w:p>
@@ -802,7 +802,7 @@
         <w:ind w:left="2115" w:leftChars="0" w:hanging="360"/>
       </w:pPr>
       <w:r>
-        <w:t>Designed and implemented AI-powered data pipelines and orchestration workflows, ensuring seamless integration with enterprise data ecosystems.</w:t>
+        <w:t>Designed and implemented AI-driven data pipelines, integrating seamlessly with enterprise ecosystems to support analytics and automation.</w:t>
       </w:r>
     </w:p>
     <w:p>
@@ -814,7 +814,7 @@
         <w:ind w:left="2115" w:leftChars="0" w:hanging="360"/>
       </w:pPr>
       <w:r>
-        <w:t>Developed streaming-first and batch processing solutions, optimizing data ingestion, transformation, and real-time processing pipelines.</w:t>
+        <w:t>Created automated workflows for ETL/ELT processes, cloud data migration, and real-time data processing, reducing manual intervention.</w:t>
       </w:r>
     </w:p>
     <w:p>
@@ -826,7 +826,7 @@
         <w:ind w:left="2115" w:leftChars="0" w:hanging="360"/>
       </w:pPr>
       <w:r>
-        <w:t>Collaborated with stakeholders to align cloud infrastructure and data architecture strategies with organizational goals through regular reviews.</w:t>
+        <w:t>Collaborated with stakeholders to align cloud infrastructure and data architecture strategies with business objectives during regular reviews.</w:t>
       </w:r>
     </w:p>
     <w:p>
@@ -838,7 +838,7 @@
         <w:ind w:left="2115" w:leftChars="0" w:hanging="360"/>
       </w:pPr>
       <w:r>
-        <w:t>Ensured robust security, observability, and performance optimization across all cloud deployments, reducing manual operational overhead.</w:t>
+        <w:t>Ensured efficient, secure, and high-performing cloud data deployments, minimizing operational overhead and optimizing workflows.</w:t>
       </w:r>
     </w:p>
     <w:p>
@@ -1020,7 +1020,7 @@
         <w:ind w:left="1360"/>
       </w:pPr>
       <w:r>
-        <w:t xml:space="preserve">Senior AI/ML Engineer </w:t>
+        <w:t xml:space="preserve">Senior Data Scientist &amp; ML Engineer </w:t>
       </w:r>
     </w:p>
     <w:p>
@@ -1032,7 +1032,7 @@
         <w:ind w:left="2115" w:leftChars="0" w:hanging="360"/>
       </w:pPr>
       <w:r>
-        <w:t>Built production-grade RAG pipelines using LangChain, FAISS, and ChromaDB to enable scalable enterprise search across large document repositories.</w:t>
+        <w:t>Developed scalable retrieval-augmented generation pipelines using LangChain, FAISS, and ChromaDB to enable context-aware enterprise search across large-scale document repositories.</w:t>
       </w:r>
     </w:p>
     <w:p>
@@ -1044,7 +1044,7 @@
         <w:ind w:left="2115" w:leftChars="0" w:hanging="360"/>
       </w:pPr>
       <w:r>
-        <w:t>Designed and implemented robust data pipelines for ingestion, transformation, validation, and model serving, leveraging Python, PySpark, and Airflow for scalability and reliability.</w:t>
+        <w:t>Designed and implemented robust data pipelines for ingestion, transformation, validation, and model serving, leveraging Python, PySpark, and Airflow for efficient workflow automation.</w:t>
       </w:r>
     </w:p>
     <w:p>
@@ -1056,7 +1056,7 @@
         <w:ind w:left="2115" w:leftChars="0" w:hanging="360"/>
       </w:pPr>
       <w:r>
-        <w:t>Deployed fine-tuned LLMs such as LLaMA and Mistral using techniques like LoRA and QLoRA on AWS SageMaker, achieving significant cost reductions compared to hosted models.</w:t>
+        <w:t>Fine-tuned and deployed large language models (LLaMA, Mistral) with techniques like LoRA and QLoRA on AWS SageMaker, achieving a 40% reduction in API costs compared to hosted models.</w:t>
       </w:r>
     </w:p>
     <w:p>
@@ -1068,7 +1068,7 @@
         <w:ind w:left="2115" w:leftChars="0" w:hanging="360"/>
       </w:pPr>
       <w:r>
-        <w:t>Optimized GPU utilization for scalable model serving using VLLM and CUDA, containerized with Docker and deployed on AWS ECS/ECR for efficient infrastructure management.</w:t>
+        <w:t>Optimized model serving at scale using VLLM with enhanced GPU utilization via CUDA, deploying containerized solutions on AWS ECS/ECR for reliable performance.</w:t>
       </w:r>
     </w:p>
     <w:p>
@@ -1080,7 +1080,7 @@
         <w:ind w:left="2115" w:leftChars="0" w:hanging="360"/>
       </w:pPr>
       <w:r>
-        <w:t>Developed AI workflows connecting LLMs to APIs, databases, and messaging platforms to support autonomous task execution and seamless system integration.</w:t>
+        <w:t>Built intelligent agent workflows by integrating LLMs with internal APIs, databases, and messaging platforms, enabling autonomous task execution and reducing manual intervention.</w:t>
       </w:r>
     </w:p>
     <w:p>
@@ -1092,7 +1092,7 @@
         <w:ind w:left="2115" w:leftChars="0" w:hanging="360"/>
       </w:pPr>
       <w:r>
-        <w:t>Integrated C++ modules into inference pipelines to enhance performance, reducing model latency and improving system responsiveness.</w:t>
+        <w:t>Integrated C++ modules into inference pipelines to enhance performance, reducing model latency by 25% and improving system responsiveness.</w:t>
       </w:r>
     </w:p>
     <w:p>
@@ -1104,7 +1104,7 @@
         <w:ind w:left="2115" w:leftChars="0" w:hanging="360"/>
       </w:pPr>
       <w:r>
-        <w:t>Designed real-time audio processing and speech-to-text pipelines for streaming architectures, ensuring high reliability and low latency.</w:t>
+        <w:t>Designed real-time audio processing and speech-to-text pipelines to support streaming architectures, enabling actionable insights from unstructured data.</w:t>
       </w:r>
     </w:p>
     <w:p>
@@ -1116,7 +1116,7 @@
         <w:ind w:left="2115" w:leftChars="0" w:hanging="360"/>
       </w:pPr>
       <w:r>
-        <w:t>Built high-performance conversational APIs leveraging OpenAI technologies, achieving substantial improvements in response times and user experience.</w:t>
+        <w:t>Developed high-performance conversational APIs powered by OpenAI models, improving response times by 35% and delivering clear, actionable insights to end users.</w:t>
       </w:r>
     </w:p>
     <w:p>
@@ -1281,7 +1281,7 @@
         <w:ind w:left="1360"/>
       </w:pPr>
       <w:r>
-        <w:t xml:space="preserve">Senior Data &amp; Machine Learning Engineer </w:t>
+        <w:t xml:space="preserve">Senior Data Scientist </w:t>
       </w:r>
     </w:p>
     <w:p>
@@ -1293,7 +1293,7 @@
         <w:ind w:left="2115" w:leftChars="0" w:hanging="360"/>
       </w:pPr>
       <w:r>
-        <w:t>Managed and optimized scalable ETL pipelines within cloud-based environments, ensuring data reliability, quality, and timely availability for high-impact machine learning applications.</w:t>
+        <w:t>Managed and optimized ETL pipelines to ensure high-quality data processing at scale, enabling reliable model retraining and supporting automation for accounts generating $200K+ monthly revenue.</w:t>
       </w:r>
     </w:p>
     <w:p>
@@ -1305,7 +1305,7 @@
         <w:ind w:left="2115" w:leftChars="0" w:hanging="360"/>
       </w:pPr>
       <w:r>
-        <w:t>Evaluated and enhanced data quality and pipeline performance, aligning with stringent production-grade standards to support large-scale AI systems and workflows.</w:t>
+        <w:t>Analyzed complex datasets to evaluate pipeline performance and model accuracy, delivering data-driven solutions aligned with client requirements for $1M+ accounts.</w:t>
       </w:r>
     </w:p>
     <w:p>
@@ -1317,7 +1317,7 @@
         <w:ind w:left="2115" w:leftChars="0" w:hanging="360"/>
       </w:pPr>
       <w:r>
-        <w:t>Led feature engineering and data preparation processes, enabling robust training datasets for AI/ML models and ensuring readiness for production deployment.</w:t>
+        <w:t>Designed and implemented feature engineering workflows to support machine learning projects, ensuring structured and high-quality training data for predictive modeling.</w:t>
       </w:r>
     </w:p>
     <w:p>
@@ -1329,7 +1329,7 @@
         <w:ind w:left="2115" w:leftChars="0" w:hanging="360"/>
       </w:pPr>
       <w:r>
-        <w:t>Developed real-time data monitoring and reporting solutions using SQL, PostgreSQL, Grafana, and Tableau to optimize system performance and observability.</w:t>
+        <w:t>Developed SQL-based workflows and utilized tools like PostgreSQL, Grafana, and Tableau for scalable real-time data monitoring and actionable insights.</w:t>
       </w:r>
     </w:p>
     <w:p>
@@ -1341,7 +1341,7 @@
         <w:ind w:left="2115" w:leftChars="0" w:hanging="360"/>
       </w:pPr>
       <w:r>
-        <w:t>Collaborated with cross-functional teams to deliver end-to-end solutions in fast-paced, high-ownership environments using tools like Jira, Slack, and Trello.</w:t>
+        <w:t>Collaborated across engineering, product, and operations teams using Jira, Slack, and Trello to drive continuous improvement in a fast-paced production environment.</w:t>
       </w:r>
     </w:p>
     <w:p>
@@ -1525,7 +1525,7 @@
         <w:ind w:left="2115" w:leftChars="0" w:hanging="360"/>
       </w:pPr>
       <w:r>
-        <w:t>Maintained and optimized production data pipelines and ML operations, ensuring scalability, resilience, and data integrity across enterprise systems.</w:t>
+        <w:t>Maintained and optimized production ETL pipelines and ML operations to ensure reliable data integrity and support scalable systems.</w:t>
       </w:r>
     </w:p>
     <w:p>
@@ -1537,7 +1537,7 @@
         <w:ind w:left="2115" w:leftChars="0" w:hanging="360"/>
       </w:pPr>
       <w:r>
-        <w:t>Developed predictive models integrated into operational workflows to enhance decision-making and improve key performance metrics.</w:t>
+        <w:t>Developed predictive churn risk models to enhance decision-making and automate sales agent assignment, driving improved conversion rates.</w:t>
       </w:r>
     </w:p>
     <w:p>
@@ -1549,7 +1549,7 @@
         <w:ind w:left="2115" w:leftChars="0" w:hanging="360"/>
       </w:pPr>
       <w:r>
-        <w:t>Performed data analysis using SQL, PostgreSQL, and visualization tools to monitor system performance and ensure reliability.</w:t>
+        <w:t>Analyzed complex datasets using SQL, PostgreSQL, Grafana, and Tableau to uncover actionable insights and support real-time monitoring.</w:t>
       </w:r>
     </w:p>
     <w:p>
@@ -1561,7 +1561,7 @@
         <w:ind w:left="2115" w:leftChars="0" w:hanging="360"/>
       </w:pPr>
       <w:r>
-        <w:t>Managed incident workflows and collaborated with cross-functional teams to resolve pipeline issues and maintain operational efficiency.</w:t>
+        <w:t>Collaborated across engineering and product teams to resolve pipeline incidents efficiently and improve workflow automation.</w:t>
       </w:r>
     </w:p>
     <w:p>
@@ -1720,7 +1720,7 @@
         <w:ind w:left="1360"/>
       </w:pPr>
       <w:r>
-        <w:t xml:space="preserve">Junior Cloud Data Engineer </w:t>
+        <w:t xml:space="preserve">Junior Data Scientist </w:t>
       </w:r>
     </w:p>
     <w:p>
@@ -1732,7 +1732,7 @@
         <w:ind w:left="2115" w:leftChars="0" w:hanging="360"/>
       </w:pPr>
       <w:r>
-        <w:t>Designed and implemented scalable data pipelines to ingest, transform, and analyze IoT sensor data, ensuring reliability and performance optimization.</w:t>
+        <w:t>Designed and optimized scalable data pipelines to ingest, transform, and analyze complex IoT sensor datasets, enabling actionable insights.</w:t>
       </w:r>
     </w:p>
     <w:p>
@@ -1744,7 +1744,7 @@
         <w:ind w:left="2115" w:leftChars="0" w:hanging="360"/>
       </w:pPr>
       <w:r>
-        <w:t>Developed analytical workflows leveraging Python and SQL-based databases to support data modeling, transformation, and anomaly detection in IoT datasets.</w:t>
+        <w:t>Developed Python-based analytical workflows integrated with SQL databases to uncover patterns, trends, and anomalies in large-scale data.</w:t>
       </w:r>
     </w:p>
     <w:p>
@@ -1756,7 +1756,7 @@
         <w:ind w:left="2115" w:leftChars="0" w:hanging="360"/>
       </w:pPr>
       <w:r>
-        <w:t>Built dynamic dashboards and visualizations in Power BI to enhance data discoverability and support stakeholder decision-making processes.</w:t>
+        <w:t>Built dynamic Power BI dashboards to deliver clear, data-driven insights for improved decision-making across stakeholders.</w:t>
       </w:r>
     </w:p>
     <w:p>
@@ -1768,7 +1768,7 @@
         <w:ind w:left="2115" w:leftChars="0" w:hanging="360"/>
       </w:pPr>
       <w:r>
-        <w:t>Applied machine learning techniques, including clustering and anomaly detection, to generate actionable insights and improve predictive maintenance workflows.</w:t>
+        <w:t>Applied machine learning techniques, including clustering and anomaly detection, to IoT time-series data, enhancing predictive analytics capabilities.</w:t>
       </w:r>
     </w:p>
     <w:p>
@@ -2087,7 +2087,7 @@
         <w:t xml:space="preserve">Core ML &amp; AI: </w:t>
       </w:r>
       <w:r>
-        <w:t>Python, TensorFlow, PyTorch, scikit-learn, C++, OpenCV, RLHF, PPO, Quantization, FastAPI, Flask, gRPC, REST APIs, WebSockets, Shell Scripting, CUDA.</w:t>
+        <w:t>Python, PyTorch, TensorFlow, scikit-learn, FastAPI, Flask, gRPC, REST APIs, WebSockets, OpenCV, RLHF, PPO, CUDA, Quantization, Shell Scripting.</w:t>
       </w:r>
       <w:r>
         <w:rPr>
@@ -2116,10 +2116,42 @@
         <w:rPr>
           <w:b/>
         </w:rPr>
+        <w:t xml:space="preserve">Data Engineering: </w:t>
+      </w:r>
+      <w:r>
+        <w:t>SQL, PostgreSQL, MongoDB, Redis, MySQL, DynamoDB, PySpark, Apache Kafka, Apache Airflow, dbt, ETL/ELT Pipelines, Data Warehousing, Real-Time Streaming, Grafana, Tableau, Power BI, Data Modeling, Data Quality.</w:t>
+      </w:r>
+      <w:r>
+        <w:rPr>
+          <w:b/>
+        </w:rPr>
+        <w:t xml:space="preserve"> </w:t>
+      </w:r>
+      <w:r>
+        <w:rPr>
+          <w:b/>
+        </w:rPr>
+        <w:br w:type="textWrapping"/>
+      </w:r>
+    </w:p>
+    <w:p>
+      <w:pPr>
+        <w:ind w:left="1350" w:hanging="1350"/>
+      </w:pPr>
+      <w:r>
+        <w:t xml:space="preserve"> </w:t>
+      </w:r>
+      <w:r>
+        <w:tab/>
+      </w:r>
+      <w:r>
+        <w:rPr>
+          <w:b/>
+        </w:rPr>
         <w:t xml:space="preserve">GenAI &amp; LLMs: </w:t>
       </w:r>
       <w:r>
-        <w:t>LangChain, RAG Architectures, OpenAI, Claude/Anthropic, LLaMA, Mistral, Hugging Face, Fine-Tuning (LoRA, QLoRA, PEFT), VLLM, Prompt Engineering, FAISS, ChromaDB, Pinecone, PG-Vector, Agentic AI.</w:t>
+        <w:t>LangChain, OpenAI, Hugging Face, Fine-Tuning (LoRA, QLoRA, PEFT), Prompt Engineering, RAG Architectures, Agentic AI, Claude/Anthropic, LLaMA, Mistral, VLLM, FAISS, ChromaDB, Pinecone, PG-Vector.</w:t>
       </w:r>
       <w:r>
         <w:rPr>
@@ -2151,39 +2183,7 @@
         <w:t xml:space="preserve">AWS &amp; Cloud: </w:t>
       </w:r>
       <w:r>
-        <w:t>AWS (SageMaker, ECS, Lambda, S3, RDS, ECR), Docker, Kubernetes, Terraform, CI/CD, Microservices, Azure, GCP.</w:t>
-      </w:r>
-      <w:r>
-        <w:rPr>
-          <w:b/>
-        </w:rPr>
-        <w:t xml:space="preserve"> </w:t>
-      </w:r>
-      <w:r>
-        <w:rPr>
-          <w:b/>
-        </w:rPr>
-        <w:br w:type="textWrapping"/>
-      </w:r>
-    </w:p>
-    <w:p>
-      <w:pPr>
-        <w:ind w:left="1350" w:hanging="1350"/>
-      </w:pPr>
-      <w:r>
-        <w:t xml:space="preserve"> </w:t>
-      </w:r>
-      <w:r>
-        <w:tab/>
-      </w:r>
-      <w:r>
-        <w:rPr>
-          <w:b/>
-        </w:rPr>
-        <w:t xml:space="preserve">Data Engineering: </w:t>
-      </w:r>
-      <w:r>
-        <w:t>Apache Kafka, PySpark, Apache Airflow, ETL/ELT Pipelines, Real-Time Streaming, dbt, Data Warehousing, PostgreSQL, MongoDB, Redis, MySQL, DynamoDB, SQL, Grafana, Tableau, Power BI, Data Modeling, Data Quality.</w:t>
+        <w:t>AWS (SageMaker, ECS, Lambda, S3, ECR, RDS), Docker, Kubernetes, Terraform, CI/CD, Microservices, Azure, GCP.</w:t>
       </w:r>
       <w:r>
         <w:rPr>

--- a/output/Rehan_Malik_Resume_data_enginer.docx
+++ b/output/Rehan_Malik_Resume_data_enginer.docx
@@ -274,7 +274,7 @@
         <w:ind w:left="2115" w:leftChars="0" w:hanging="360"/>
       </w:pPr>
       <w:r>
-        <w:t>Developed real-time voice-to-data ingestion engines using WebSockets, Apache Kafka, and streaming architectures, enabling zero-latency processing of 500+ simultaneous calls.</w:t>
+        <w:t>Developed and deployed real-time voice-to-data ingestion engines for zero-latency processing of 500+ simultaneous calls using WebSockets, Apache Kafka, and streaming architectures.</w:t>
       </w:r>
     </w:p>
     <w:p>
@@ -286,7 +286,7 @@
         <w:ind w:left="2115" w:leftChars="0" w:hanging="360"/>
       </w:pPr>
       <w:r>
-        <w:t>Designed autonomous data pipelines leveraging LangChain Agents and LLM orchestration to automate complex workflows and reduce manual intervention.</w:t>
+        <w:t>Built and deployed autonomous AI workflows leveraging LangChain Agents and LLM orchestration to automate complex SEO and content processes.</w:t>
       </w:r>
     </w:p>
     <w:p>
@@ -298,7 +298,7 @@
         <w:ind w:left="2115" w:leftChars="0" w:hanging="360"/>
       </w:pPr>
       <w:r>
-        <w:t>Optimized ETL pipelines and data partitioning strategies to scale cloud infrastructure for 2TB+ datasets, increasing system processing capacity by 60%.</w:t>
+        <w:t>Optimized and scaled cloud data pipelines to process 2TB+ datasets, increasing system efficiency by 60% through advanced ETL techniques and data partitioning.</w:t>
       </w:r>
     </w:p>
     <w:p>
@@ -310,7 +310,7 @@
         <w:ind w:left="2115" w:leftChars="0" w:hanging="360"/>
       </w:pPr>
       <w:r>
-        <w:t>Architected scalable cloud backends on AWS (ECS, Lambda, S3, RDS) and GCP to support high-performance GenAI and ML workloads.</w:t>
+        <w:t>Engineered scalable and resilient cloud architectures on AWS (ECS, Lambda, S3, RDS) and GCP to support large-scale GenAI and ML workloads.</w:t>
       </w:r>
     </w:p>
     <w:p>
@@ -322,7 +322,7 @@
         <w:ind w:left="2115" w:leftChars="0" w:hanging="360"/>
       </w:pPr>
       <w:r>
-        <w:t>Engineered gRPC microservices with C++ modules (CUDA, Eigen) to improve model inference latency by 25% and accommodate 15% more concurrent users.</w:t>
+        <w:t>Implemented high-performance gRPC microservices with C++ (CUDA, Eigen), reducing model inference latency by 25% and enhancing concurrent user capacity by 15%.</w:t>
       </w:r>
     </w:p>
     <w:p>
@@ -334,7 +334,7 @@
         <w:ind w:left="2115" w:leftChars="0" w:hanging="360"/>
       </w:pPr>
       <w:r>
-        <w:t>Developed retrieval-augmented generation pipelines using LangChain, FAISS, and ChromaDB for structured and unstructured enterprise data insights.</w:t>
+        <w:t>Designed and deployed Retrieval-Augmented Generation (RAG) pipelines using LangChain, FAISS, and ChromaDB for enterprise knowledge retrieval.</w:t>
       </w:r>
     </w:p>
     <w:p>
@@ -346,7 +346,7 @@
         <w:ind w:left="2115" w:leftChars="0" w:hanging="360"/>
       </w:pPr>
       <w:r>
-        <w:t>Implemented reinforcement learning frameworks using PPO to enhance LLM reliability and accuracy for production-grade AI applications.</w:t>
+        <w:t>Enhanced LLM performance and reliability for production AI solutions by implementing Reinforcement Learning with Human Feedback (RLHF) using PPO.</w:t>
       </w:r>
     </w:p>
     <w:p>
@@ -358,7 +358,7 @@
         <w:ind w:left="2115" w:leftChars="0" w:hanging="360"/>
       </w:pPr>
       <w:r>
-        <w:t>Built real-time audio processing systems for speech-to-text, sentiment analysis, and actionable insights, leveraging streaming architectures on AWS.</w:t>
+        <w:t>Created real-time audio processing pipelines for speech-to-text, sentiment analysis, and sales insights using streaming architectures on AWS.</w:t>
       </w:r>
     </w:p>
     <w:p>
@@ -447,7 +447,7 @@
         <w:t xml:space="preserve"> </w:t>
       </w:r>
       <w:r>
-        <w:t xml:space="preserve">Senior Machine Learning Engineer </w:t>
+        <w:t xml:space="preserve">Senior Generative AI &amp; ML Engineer </w:t>
       </w:r>
     </w:p>
     <w:p>
@@ -459,7 +459,7 @@
         <w:ind w:left="2115" w:leftChars="0" w:hanging="360"/>
       </w:pPr>
       <w:r>
-        <w:t>Designed and implemented scalable data architectures and orchestration patterns to support the automation and transformation of workflows in regulated environments.</w:t>
+        <w:t>Led a $1M+ initiative to implement generative AI solutions, designing scalable data architectures and AI workflows for regulated environments.</w:t>
       </w:r>
     </w:p>
     <w:p>
@@ -471,7 +471,7 @@
         <w:ind w:left="2115" w:leftChars="0" w:hanging="360"/>
       </w:pPr>
       <w:r>
-        <w:t>Developed pipelines to ingest, transform, and structure complex business documents into actionable technical assets, leveraging large language models for enhanced data processing.</w:t>
+        <w:t>Developed and deployed ML pipelines integrating LLMs for document ingestion, transformation, and grounding into structured assets.</w:t>
       </w:r>
     </w:p>
     <w:p>
@@ -483,7 +483,7 @@
         <w:ind w:left="2115" w:leftChars="0" w:hanging="360"/>
       </w:pPr>
       <w:r>
-        <w:t>Evaluated and applied advanced machine learning frameworks, including LangChain and multi-agent systems, to optimize model integration within cloud-based environments.</w:t>
+        <w:t>Implemented agentic AI workflows using LangChain and multi-agent frameworks, optimized for cloud deployment in regulated industries.</w:t>
       </w:r>
     </w:p>
     <w:p>
@@ -495,7 +495,7 @@
         <w:ind w:left="2115" w:leftChars="0" w:hanging="360"/>
       </w:pPr>
       <w:r>
-        <w:t>Created delivery frameworks with robust data lineage and governance protocols to ensure compliance and reliability in machine learning outputs.</w:t>
+        <w:t>Designed and deployed CI/CD frameworks with audit-ready data lineage, ensuring traceability and governance for AI deliverables.</w:t>
       </w:r>
     </w:p>
     <w:p>
@@ -507,7 +507,7 @@
         <w:ind w:left="2115" w:leftChars="0" w:hanging="360"/>
       </w:pPr>
       <w:r>
-        <w:t>Built retrieval-augmented generation (RAG) systems to enhance model accuracy, delivering domain-specific and factual insights for enterprise use cases.</w:t>
+        <w:t>Built retrieval-augmented generation (RAG) architectures to ground LLM outputs, ensuring accuracy and domain specificity.</w:t>
       </w:r>
     </w:p>
     <w:p>
@@ -519,7 +519,7 @@
         <w:ind w:left="2115" w:leftChars="0" w:hanging="360"/>
       </w:pPr>
       <w:r>
-        <w:t>Collaborated with cross-functional teams to validate and refine AI-driven solutions, ensuring alignment with real-world workflows and user needs.</w:t>
+        <w:t>Collaborated with stakeholders to validate AI outputs through human-in-the-loop processes, enabling safe and effective production deployment.</w:t>
       </w:r>
     </w:p>
     <w:p>
@@ -778,7 +778,7 @@
         <w:ind w:left="720" w:leftChars="0" w:firstLine="720" w:firstLineChars="0"/>
       </w:pPr>
       <w:r>
-        <w:t xml:space="preserve">Cloud Data Solution Architect </w:t>
+        <w:t xml:space="preserve">Cloud AI/ML Solution Architect </w:t>
       </w:r>
     </w:p>
     <w:p>
@@ -790,7 +790,7 @@
         <w:ind w:left="2115" w:leftChars="0" w:hanging="360"/>
       </w:pPr>
       <w:r>
-        <w:t>Developed scalable cloud-native AI solutions on AWS, Azure, and GCP, addressing complex business data challenges and enhancing automation.</w:t>
+        <w:t>Developed and deployed scalable AI/ML solutions on AWS, Azure, and GCP, addressing complex business data challenges for enterprise clients.</w:t>
       </w:r>
     </w:p>
     <w:p>
@@ -802,7 +802,7 @@
         <w:ind w:left="2115" w:leftChars="0" w:hanging="360"/>
       </w:pPr>
       <w:r>
-        <w:t>Designed and implemented AI-driven data pipelines, integrating seamlessly with enterprise ecosystems to support analytics and automation.</w:t>
+        <w:t>Designed and implemented AI-driven data pipelines and automation tools, integrating seamlessly with enterprise data ecosystems.</w:t>
       </w:r>
     </w:p>
     <w:p>
@@ -814,7 +814,7 @@
         <w:ind w:left="2115" w:leftChars="0" w:hanging="360"/>
       </w:pPr>
       <w:r>
-        <w:t>Created automated workflows for ETL/ELT processes, cloud data migration, and real-time data processing, reducing manual intervention.</w:t>
+        <w:t>Engineered and optimized ETL/ELT workflows and real-time data processing pipelines, leveraging Python and cloud-native technologies.</w:t>
       </w:r>
     </w:p>
     <w:p>
@@ -826,7 +826,7 @@
         <w:ind w:left="2115" w:leftChars="0" w:hanging="360"/>
       </w:pPr>
       <w:r>
-        <w:t>Collaborated with stakeholders to align cloud infrastructure and data architecture strategies with business objectives during regular reviews.</w:t>
+        <w:t>Collaborated with clients to align AI/ML strategies, providing regular updates on cloud infrastructure and data architecture roadmaps.</w:t>
       </w:r>
     </w:p>
     <w:p>
@@ -838,7 +838,7 @@
         <w:ind w:left="2115" w:leftChars="0" w:hanging="360"/>
       </w:pPr>
       <w:r>
-        <w:t>Ensured efficient, secure, and high-performing cloud data deployments, minimizing operational overhead and optimizing workflows.</w:t>
+        <w:t>Ensured robust security, performance, and CI/CD practices across cloud deployments, reducing manual operational overhead.</w:t>
       </w:r>
     </w:p>
     <w:p>
@@ -1020,7 +1020,7 @@
         <w:ind w:left="1360"/>
       </w:pPr>
       <w:r>
-        <w:t xml:space="preserve">Senior Data Scientist &amp; ML Engineer </w:t>
+        <w:t xml:space="preserve">Senior AI/ML Engineer </w:t>
       </w:r>
     </w:p>
     <w:p>
@@ -1032,7 +1032,7 @@
         <w:ind w:left="2115" w:leftChars="0" w:hanging="360"/>
       </w:pPr>
       <w:r>
-        <w:t>Developed scalable retrieval-augmented generation pipelines using LangChain, FAISS, and ChromaDB to enable context-aware enterprise search across large-scale document repositories.</w:t>
+        <w:t>Built scalable retrieval-augmented generation (RAG) pipelines using LangChain, FAISS, and ChromaDB for enterprise search across large-scale document repositories.</w:t>
       </w:r>
     </w:p>
     <w:p>
@@ -1044,7 +1044,7 @@
         <w:ind w:left="2115" w:leftChars="0" w:hanging="360"/>
       </w:pPr>
       <w:r>
-        <w:t>Designed and implemented robust data pipelines for ingestion, transformation, validation, and model serving, leveraging Python, PySpark, and Airflow for efficient workflow automation.</w:t>
+        <w:t>Developed and deployed end-to-end data pipelines for ingestion, transformation, validation, and model serving using Python, PySpark, and Airflow.</w:t>
       </w:r>
     </w:p>
     <w:p>
@@ -1056,7 +1056,7 @@
         <w:ind w:left="2115" w:leftChars="0" w:hanging="360"/>
       </w:pPr>
       <w:r>
-        <w:t>Fine-tuned and deployed large language models (LLaMA, Mistral) with techniques like LoRA and QLoRA on AWS SageMaker, achieving a 40% reduction in API costs compared to hosted models.</w:t>
+        <w:t>Fine-tuned and deployed LLMs such as LLaMA and Mistral with LoRA and PEFT on AWS SageMaker, achieving a 40% reduction in API costs compared to hosted solutions.</w:t>
       </w:r>
     </w:p>
     <w:p>
@@ -1068,7 +1068,7 @@
         <w:ind w:left="2115" w:leftChars="0" w:hanging="360"/>
       </w:pPr>
       <w:r>
-        <w:t>Optimized model serving at scale using VLLM with enhanced GPU utilization via CUDA, deploying containerized solutions on AWS ECS/ECR for reliable performance.</w:t>
+        <w:t>Implemented scalable model serving with VLLM, optimizing GPU utilization with CUDA and deploying containerized solutions via Docker on AWS ECS/ECR.</w:t>
       </w:r>
     </w:p>
     <w:p>
@@ -1080,7 +1080,7 @@
         <w:ind w:left="2115" w:leftChars="0" w:hanging="360"/>
       </w:pPr>
       <w:r>
-        <w:t>Built intelligent agent workflows by integrating LLMs with internal APIs, databases, and messaging platforms, enabling autonomous task execution and reducing manual intervention.</w:t>
+        <w:t>Engineered agentic AI workflows by integrating LLMs with internal APIs, databases, and messaging platforms for autonomous task execution.</w:t>
       </w:r>
     </w:p>
     <w:p>
@@ -1092,7 +1092,7 @@
         <w:ind w:left="2115" w:leftChars="0" w:hanging="360"/>
       </w:pPr>
       <w:r>
-        <w:t>Integrated C++ modules into inference pipelines to enhance performance, reducing model latency by 25% and improving system responsiveness.</w:t>
+        <w:t>Optimized inference pipelines by integrating C++ modules, achieving a 25% reduction in model latency.</w:t>
       </w:r>
     </w:p>
     <w:p>
@@ -1104,7 +1104,7 @@
         <w:ind w:left="2115" w:leftChars="0" w:hanging="360"/>
       </w:pPr>
       <w:r>
-        <w:t>Designed real-time audio processing and speech-to-text pipelines to support streaming architectures, enabling actionable insights from unstructured data.</w:t>
+        <w:t>Designed and deployed real-time audio processing and speech-to-text pipelines for streaming architectures.</w:t>
       </w:r>
     </w:p>
     <w:p>
@@ -1116,7 +1116,7 @@
         <w:ind w:left="2115" w:leftChars="0" w:hanging="360"/>
       </w:pPr>
       <w:r>
-        <w:t>Developed high-performance conversational APIs powered by OpenAI models, improving response times by 35% and delivering clear, actionable insights to end users.</w:t>
+        <w:t>Built and optimized conversational AI APIs leveraging OpenAI models, reducing response times by 35%.</w:t>
       </w:r>
     </w:p>
     <w:p>
@@ -1281,7 +1281,7 @@
         <w:ind w:left="1360"/>
       </w:pPr>
       <w:r>
-        <w:t xml:space="preserve">Senior Data Scientist </w:t>
+        <w:t xml:space="preserve">Senior Machine Learning &amp; AI Engineer </w:t>
       </w:r>
     </w:p>
     <w:p>
@@ -1293,7 +1293,7 @@
         <w:ind w:left="2115" w:leftChars="0" w:hanging="360"/>
       </w:pPr>
       <w:r>
-        <w:t>Managed and optimized ETL pipelines to ensure high-quality data processing at scale, enabling reliable model retraining and supporting automation for accounts generating $200K+ monthly revenue.</w:t>
+        <w:t>Managed and optimized ETL pipelines to ensure high-quality data processing and timely retraining of machine learning models, supporting accounts with $200K+ monthly revenue.</w:t>
       </w:r>
     </w:p>
     <w:p>
@@ -1305,7 +1305,7 @@
         <w:ind w:left="2115" w:leftChars="0" w:hanging="360"/>
       </w:pPr>
       <w:r>
-        <w:t>Analyzed complex datasets to evaluate pipeline performance and model accuracy, delivering data-driven solutions aligned with client requirements for $1M+ accounts.</w:t>
+        <w:t>Evaluated model performance and data quality against client requirements, delivering tailored machine learning solutions for accounts exceeding $1M in value.</w:t>
       </w:r>
     </w:p>
     <w:p>
@@ -1317,7 +1317,7 @@
         <w:ind w:left="2115" w:leftChars="0" w:hanging="360"/>
       </w:pPr>
       <w:r>
-        <w:t>Designed and implemented feature engineering workflows to support machine learning projects, ensuring structured and high-quality training data for predictive modeling.</w:t>
+        <w:t>Designed and implemented feature engineering workflows to streamline data preparation for supervised and unsupervised machine learning models.</w:t>
       </w:r>
     </w:p>
     <w:p>
@@ -1329,7 +1329,7 @@
         <w:ind w:left="2115" w:leftChars="0" w:hanging="360"/>
       </w:pPr>
       <w:r>
-        <w:t>Developed SQL-based workflows and utilized tools like PostgreSQL, Grafana, and Tableau for scalable real-time data monitoring and actionable insights.</w:t>
+        <w:t>Developed data analysis and monitoring systems using SQL, PostgreSQL, and visualization tools like Grafana and Tableau to support real-time insights.</w:t>
       </w:r>
     </w:p>
     <w:p>
@@ -1341,7 +1341,7 @@
         <w:ind w:left="2115" w:leftChars="0" w:hanging="360"/>
       </w:pPr>
       <w:r>
-        <w:t>Collaborated across engineering, product, and operations teams using Jira, Slack, and Trello to drive continuous improvement in a fast-paced production environment.</w:t>
+        <w:t>Collaborated with cross-functional teams using Agile tools such as Jira and Trello to maintain robust machine learning workflows in a production environment.</w:t>
       </w:r>
     </w:p>
     <w:p>
@@ -1513,7 +1513,7 @@
         <w:ind w:left="1360"/>
       </w:pPr>
       <w:r>
-        <w:t xml:space="preserve">Data &amp; AI Product Engineer </w:t>
+        <w:t xml:space="preserve">AI/ML Product Engineer </w:t>
       </w:r>
     </w:p>
     <w:p>
@@ -1525,7 +1525,7 @@
         <w:ind w:left="2115" w:leftChars="0" w:hanging="360"/>
       </w:pPr>
       <w:r>
-        <w:t>Maintained and optimized production ETL pipelines and ML operations to ensure reliable data integrity and support scalable systems.</w:t>
+        <w:t>Maintained and optimized production ML pipelines and operations, ensuring reliability and data integrity across enterprise systems.</w:t>
       </w:r>
     </w:p>
     <w:p>
@@ -1537,7 +1537,7 @@
         <w:ind w:left="2115" w:leftChars="0" w:hanging="360"/>
       </w:pPr>
       <w:r>
-        <w:t>Developed predictive churn risk models to enhance decision-making and automate sales agent assignment, driving improved conversion rates.</w:t>
+        <w:t>Developed and deployed predictive models using supervised learning techniques to enhance decision-making and improve business outcomes.</w:t>
       </w:r>
     </w:p>
     <w:p>
@@ -1549,7 +1549,7 @@
         <w:ind w:left="2115" w:leftChars="0" w:hanging="360"/>
       </w:pPr>
       <w:r>
-        <w:t>Analyzed complex datasets using SQL, PostgreSQL, Grafana, and Tableau to uncover actionable insights and support real-time monitoring.</w:t>
+        <w:t>Utilized Python and SQL for production data analysis, integrating insights into dashboards with tools like Grafana and Tableau for monitoring.</w:t>
       </w:r>
     </w:p>
     <w:p>
@@ -1561,7 +1561,7 @@
         <w:ind w:left="2115" w:leftChars="0" w:hanging="360"/>
       </w:pPr>
       <w:r>
-        <w:t>Collaborated across engineering and product teams to resolve pipeline incidents efficiently and improve workflow automation.</w:t>
+        <w:t>Collaborated with cross-functional teams to resolve pipeline incidents, leveraging agile workflows and tools like JIRA for efficient issue management.</w:t>
       </w:r>
     </w:p>
     <w:p>
@@ -1720,7 +1720,7 @@
         <w:ind w:left="1360"/>
       </w:pPr>
       <w:r>
-        <w:t xml:space="preserve">Junior Data Scientist </w:t>
+        <w:t xml:space="preserve">Junior AI/ML Data Engineer </w:t>
       </w:r>
     </w:p>
     <w:p>
@@ -1732,7 +1732,7 @@
         <w:ind w:left="2115" w:leftChars="0" w:hanging="360"/>
       </w:pPr>
       <w:r>
-        <w:t>Designed and optimized scalable data pipelines to ingest, transform, and analyze complex IoT sensor datasets, enabling actionable insights.</w:t>
+        <w:t>Built scalable data pipelines to ingest, transform, and analyze IoT sensor data, supporting machine learning workflows.</w:t>
       </w:r>
     </w:p>
     <w:p>
@@ -1744,7 +1744,7 @@
         <w:ind w:left="2115" w:leftChars="0" w:hanging="360"/>
       </w:pPr>
       <w:r>
-        <w:t>Developed Python-based analytical workflows integrated with SQL databases to uncover patterns, trends, and anomalies in large-scale data.</w:t>
+        <w:t>Developed Python-based analytical workflows leveraging PostgreSQL and MySQL to extract insights for ML model development.</w:t>
       </w:r>
     </w:p>
     <w:p>
@@ -1756,7 +1756,7 @@
         <w:ind w:left="2115" w:leftChars="0" w:hanging="360"/>
       </w:pPr>
       <w:r>
-        <w:t>Built dynamic Power BI dashboards to deliver clear, data-driven insights for improved decision-making across stakeholders.</w:t>
+        <w:t>Designed Power BI dashboards to visualize data patterns and support AI-driven decision-making processes.</w:t>
       </w:r>
     </w:p>
     <w:p>
@@ -1768,7 +1768,7 @@
         <w:ind w:left="2115" w:leftChars="0" w:hanging="360"/>
       </w:pPr>
       <w:r>
-        <w:t>Applied machine learning techniques, including clustering and anomaly detection, to IoT time-series data, enhancing predictive analytics capabilities.</w:t>
+        <w:t>Applied clustering and anomaly detection techniques to IoT time-series data, contributing to predictive ML solutions.</w:t>
       </w:r>
     </w:p>
     <w:p>
@@ -2087,7 +2087,7 @@
         <w:t xml:space="preserve">Core ML &amp; AI: </w:t>
       </w:r>
       <w:r>
-        <w:t>Python, PyTorch, TensorFlow, scikit-learn, FastAPI, Flask, gRPC, REST APIs, WebSockets, OpenCV, RLHF, PPO, CUDA, Quantization, Shell Scripting.</w:t>
+        <w:t>Python, PyTorch, TensorFlow, scikit-learn, RLHF, PPO, CUDA, Quantization, C++, OpenCV, FastAPI, Flask, gRPC, REST APIs, WebSockets, Shell Scripting.</w:t>
       </w:r>
       <w:r>
         <w:rPr>
@@ -2116,74 +2116,74 @@
         <w:rPr>
           <w:b/>
         </w:rPr>
+        <w:t xml:space="preserve">GenAI &amp; LLMs: </w:t>
+      </w:r>
+      <w:r>
+        <w:t>LangChain, RAG Architectures, Agentic AI, Fine-Tuning (LoRA, QLoRA, PEFT), Prompt Engineering, OpenAI, Claude/Anthropic, LLaMA, Mistral, Hugging Face, VLLM, FAISS, ChromaDB, Pinecone, PG-Vector.</w:t>
+      </w:r>
+      <w:r>
+        <w:rPr>
+          <w:b/>
+        </w:rPr>
+        <w:t xml:space="preserve"> </w:t>
+      </w:r>
+      <w:r>
+        <w:rPr>
+          <w:b/>
+        </w:rPr>
+        <w:br w:type="textWrapping"/>
+      </w:r>
+    </w:p>
+    <w:p>
+      <w:pPr>
+        <w:ind w:left="1350" w:hanging="1350"/>
+      </w:pPr>
+      <w:r>
+        <w:t xml:space="preserve"> </w:t>
+      </w:r>
+      <w:r>
+        <w:tab/>
+      </w:r>
+      <w:r>
+        <w:rPr>
+          <w:b/>
+        </w:rPr>
+        <w:t xml:space="preserve">AWS &amp; Cloud: </w:t>
+      </w:r>
+      <w:r>
+        <w:t>AWS (ECS, ECR, Lambda, S3, SageMaker, RDS), Azure, GCP, Docker, Kubernetes, CI/CD, Terraform, Microservices.</w:t>
+      </w:r>
+      <w:r>
+        <w:rPr>
+          <w:b/>
+        </w:rPr>
+        <w:t xml:space="preserve"> </w:t>
+      </w:r>
+      <w:r>
+        <w:rPr>
+          <w:b/>
+        </w:rPr>
+        <w:br w:type="textWrapping"/>
+      </w:r>
+    </w:p>
+    <w:p>
+      <w:pPr>
+        <w:ind w:left="1350" w:hanging="1350"/>
+      </w:pPr>
+      <w:r>
+        <w:t xml:space="preserve"> </w:t>
+      </w:r>
+      <w:r>
+        <w:tab/>
+      </w:r>
+      <w:r>
+        <w:rPr>
+          <w:b/>
+        </w:rPr>
         <w:t xml:space="preserve">Data Engineering: </w:t>
       </w:r>
       <w:r>
-        <w:t>SQL, PostgreSQL, MongoDB, Redis, MySQL, DynamoDB, PySpark, Apache Kafka, Apache Airflow, dbt, ETL/ELT Pipelines, Data Warehousing, Real-Time Streaming, Grafana, Tableau, Power BI, Data Modeling, Data Quality.</w:t>
-      </w:r>
-      <w:r>
-        <w:rPr>
-          <w:b/>
-        </w:rPr>
-        <w:t xml:space="preserve"> </w:t>
-      </w:r>
-      <w:r>
-        <w:rPr>
-          <w:b/>
-        </w:rPr>
-        <w:br w:type="textWrapping"/>
-      </w:r>
-    </w:p>
-    <w:p>
-      <w:pPr>
-        <w:ind w:left="1350" w:hanging="1350"/>
-      </w:pPr>
-      <w:r>
-        <w:t xml:space="preserve"> </w:t>
-      </w:r>
-      <w:r>
-        <w:tab/>
-      </w:r>
-      <w:r>
-        <w:rPr>
-          <w:b/>
-        </w:rPr>
-        <w:t xml:space="preserve">GenAI &amp; LLMs: </w:t>
-      </w:r>
-      <w:r>
-        <w:t>LangChain, OpenAI, Hugging Face, Fine-Tuning (LoRA, QLoRA, PEFT), Prompt Engineering, RAG Architectures, Agentic AI, Claude/Anthropic, LLaMA, Mistral, VLLM, FAISS, ChromaDB, Pinecone, PG-Vector.</w:t>
-      </w:r>
-      <w:r>
-        <w:rPr>
-          <w:b/>
-        </w:rPr>
-        <w:t xml:space="preserve"> </w:t>
-      </w:r>
-      <w:r>
-        <w:rPr>
-          <w:b/>
-        </w:rPr>
-        <w:br w:type="textWrapping"/>
-      </w:r>
-    </w:p>
-    <w:p>
-      <w:pPr>
-        <w:ind w:left="1350" w:hanging="1350"/>
-      </w:pPr>
-      <w:r>
-        <w:t xml:space="preserve"> </w:t>
-      </w:r>
-      <w:r>
-        <w:tab/>
-      </w:r>
-      <w:r>
-        <w:rPr>
-          <w:b/>
-        </w:rPr>
-        <w:t xml:space="preserve">AWS &amp; Cloud: </w:t>
-      </w:r>
-      <w:r>
-        <w:t>AWS (SageMaker, ECS, Lambda, S3, ECR, RDS), Docker, Kubernetes, Terraform, CI/CD, Microservices, Azure, GCP.</w:t>
+        <w:t>ETL/ELT Pipelines, Data Warehousing, Real-Time Streaming, Apache Kafka, PySpark, Apache Airflow, dbt, PostgreSQL, MongoDB, Redis, MySQL, DynamoDB, SQL, Data Modeling, Data Quality, Grafana, Tableau, Power BI.</w:t>
       </w:r>
       <w:r>
         <w:rPr>

--- a/output/Rehan_Malik_Resume_data_enginer.docx
+++ b/output/Rehan_Malik_Resume_data_enginer.docx
@@ -274,7 +274,7 @@
         <w:ind w:left="2115" w:leftChars="0" w:hanging="360"/>
       </w:pPr>
       <w:r>
-        <w:t>Developed and deployed real-time voice-to-data ingestion engines for zero-latency processing of 500+ simultaneous calls using WebSockets, Apache Kafka, and streaming architectures.</w:t>
+        <w:t>Designed and maintained scalable real-time data pipelines, including zero-latency voice-to-data ingestion engines processing 500+ concurrent streams using Apache Kafka and WebSockets.</w:t>
       </w:r>
     </w:p>
     <w:p>
@@ -286,7 +286,7 @@
         <w:ind w:left="2115" w:leftChars="0" w:hanging="360"/>
       </w:pPr>
       <w:r>
-        <w:t>Built and deployed autonomous AI workflows leveraging LangChain Agents and LLM orchestration to automate complex SEO and content processes.</w:t>
+        <w:t>Developed end-to-end automated data workflows for SEO and content processing, leveraging Python and orchestration frameworks to eliminate manual intervention.</w:t>
       </w:r>
     </w:p>
     <w:p>
@@ -298,7 +298,7 @@
         <w:ind w:left="2115" w:leftChars="0" w:hanging="360"/>
       </w:pPr>
       <w:r>
-        <w:t>Optimized and scaled cloud data pipelines to process 2TB+ datasets, increasing system efficiency by 60% through advanced ETL techniques and data partitioning.</w:t>
+        <w:t>Optimized ETL pipelines and data partitioning strategies to scale cloud data infrastructure, increasing processing capacity by 60% for datasets exceeding 2TB.</w:t>
       </w:r>
     </w:p>
     <w:p>
@@ -310,7 +310,7 @@
         <w:ind w:left="2115" w:leftChars="0" w:hanging="360"/>
       </w:pPr>
       <w:r>
-        <w:t>Engineered scalable and resilient cloud architectures on AWS (ECS, Lambda, S3, RDS) and GCP to support large-scale GenAI and ML workloads.</w:t>
+        <w:t>Architected robust cloud solutions on AWS (ECS, Lambda, S3, RDS) and GCP, tailored for high-performance data and ML workloads.</w:t>
       </w:r>
     </w:p>
     <w:p>
@@ -322,7 +322,7 @@
         <w:ind w:left="2115" w:leftChars="0" w:hanging="360"/>
       </w:pPr>
       <w:r>
-        <w:t>Implemented high-performance gRPC microservices with C++ (CUDA, Eigen), reducing model inference latency by 25% and enhancing concurrent user capacity by 15%.</w:t>
+        <w:t>Engineered high-efficiency microservices with gRPC and C++, reducing latency by 25% and enabling support for 15% more concurrent users.</w:t>
       </w:r>
     </w:p>
     <w:p>
@@ -334,7 +334,7 @@
         <w:ind w:left="2115" w:leftChars="0" w:hanging="360"/>
       </w:pPr>
       <w:r>
-        <w:t>Designed and deployed Retrieval-Augmented Generation (RAG) pipelines using LangChain, FAISS, and ChromaDB for enterprise knowledge retrieval.</w:t>
+        <w:t>Designed data retrieval pipelines using LangChain, FAISS, and ChromaDB to enable enterprise-level access to structured and unstructured datasets.</w:t>
       </w:r>
     </w:p>
     <w:p>
@@ -346,7 +346,7 @@
         <w:ind w:left="2115" w:leftChars="0" w:hanging="360"/>
       </w:pPr>
       <w:r>
-        <w:t>Enhanced LLM performance and reliability for production AI solutions by implementing Reinforcement Learning with Human Feedback (RLHF) using PPO.</w:t>
+        <w:t>Implemented data validation and optimization frameworks, including reinforcement learning techniques, to ensure reliability and performance of production-grade AI systems.</w:t>
       </w:r>
     </w:p>
     <w:p>
@@ -358,7 +358,7 @@
         <w:ind w:left="2115" w:leftChars="0" w:hanging="360"/>
       </w:pPr>
       <w:r>
-        <w:t>Created real-time audio processing pipelines for speech-to-text, sentiment analysis, and sales insights using streaming architectures on AWS.</w:t>
+        <w:t>Built streaming data pipelines for real-time audio analysis, integrating speech-to-text and sentiment analysis for actionable business insights on AWS.</w:t>
       </w:r>
     </w:p>
     <w:p>
@@ -447,7 +447,7 @@
         <w:t xml:space="preserve"> </w:t>
       </w:r>
       <w:r>
-        <w:t xml:space="preserve">Senior Generative AI &amp; ML Engineer </w:t>
+        <w:t xml:space="preserve">Senior Data Engineer - Generative AI </w:t>
       </w:r>
     </w:p>
     <w:p>
@@ -459,7 +459,7 @@
         <w:ind w:left="2115" w:leftChars="0" w:hanging="360"/>
       </w:pPr>
       <w:r>
-        <w:t>Led a $1M+ initiative to implement generative AI solutions, designing scalable data architectures and AI workflows for regulated environments.</w:t>
+        <w:t>Designed and implemented scalable data pipelines to support enterprise-level Generative AI transformations, ensuring compliance with regulatory requirements.</w:t>
       </w:r>
     </w:p>
     <w:p>
@@ -471,7 +471,7 @@
         <w:ind w:left="2115" w:leftChars="0" w:hanging="360"/>
       </w:pPr>
       <w:r>
-        <w:t>Developed and deployed ML pipelines integrating LLMs for document ingestion, transformation, and grounding into structured assets.</w:t>
+        <w:t>Developed and optimized data workflows for ingesting, transforming, and structuring large volumes of business documents into technical assets using advanced orchestration frameworks.</w:t>
       </w:r>
     </w:p>
     <w:p>
@@ -483,7 +483,7 @@
         <w:ind w:left="2115" w:leftChars="0" w:hanging="360"/>
       </w:pPr>
       <w:r>
-        <w:t>Implemented agentic AI workflows using LangChain and multi-agent frameworks, optimized for cloud deployment in regulated industries.</w:t>
+        <w:t>Evaluated and deployed cloud-based data orchestration solutions, including LangChain and multi-agent frameworks, to enhance data pipeline performance and reliability.</w:t>
       </w:r>
     </w:p>
     <w:p>
@@ -495,7 +495,7 @@
         <w:ind w:left="2115" w:leftChars="0" w:hanging="360"/>
       </w:pPr>
       <w:r>
-        <w:t>Designed and deployed CI/CD frameworks with audit-ready data lineage, ensuring traceability and governance for AI deliverables.</w:t>
+        <w:t>Created audit-ready data lineage frameworks to ensure traceability, governance, and data quality across all deliverables in regulated environments.</w:t>
       </w:r>
     </w:p>
     <w:p>
@@ -507,7 +507,7 @@
         <w:ind w:left="2115" w:leftChars="0" w:hanging="360"/>
       </w:pPr>
       <w:r>
-        <w:t>Built retrieval-augmented generation (RAG) architectures to ground LLM outputs, ensuring accuracy and domain specificity.</w:t>
+        <w:t>Engineered retrieval-augmented generation (RAG) architectures to validate and ground data outputs, ensuring accuracy and domain specificity for large-scale applications.</w:t>
       </w:r>
     </w:p>
     <w:p>
@@ -519,7 +519,7 @@
         <w:ind w:left="2115" w:leftChars="0" w:hanging="360"/>
       </w:pPr>
       <w:r>
-        <w:t>Collaborated with stakeholders to validate AI outputs through human-in-the-loop processes, enabling safe and effective production deployment.</w:t>
+        <w:t>Collaborated with cross-functional teams and stakeholders to validate and monitor data workflows, driving safe and effective adoption of AI-powered solutions.</w:t>
       </w:r>
     </w:p>
     <w:p>
@@ -778,7 +778,7 @@
         <w:ind w:left="720" w:leftChars="0" w:firstLine="720" w:firstLineChars="0"/>
       </w:pPr>
       <w:r>
-        <w:t xml:space="preserve">Cloud AI/ML Solution Architect </w:t>
+        <w:t xml:space="preserve">Cloud Data Solution Architect </w:t>
       </w:r>
     </w:p>
     <w:p>
@@ -790,7 +790,7 @@
         <w:ind w:left="2115" w:leftChars="0" w:hanging="360"/>
       </w:pPr>
       <w:r>
-        <w:t>Developed and deployed scalable AI/ML solutions on AWS, Azure, and GCP, addressing complex business data challenges for enterprise clients.</w:t>
+        <w:t>Designed and implemented scalable data pipelines and workflows on AWS, Azure, and GCP, addressing complex business data challenges for enterprise clients.</w:t>
       </w:r>
     </w:p>
     <w:p>
@@ -802,7 +802,7 @@
         <w:ind w:left="2115" w:leftChars="0" w:hanging="360"/>
       </w:pPr>
       <w:r>
-        <w:t>Designed and implemented AI-driven data pipelines and automation tools, integrating seamlessly with enterprise data ecosystems.</w:t>
+        <w:t>Developed and deployed cloud-native data solutions, ensuring seamless integration with existing data ecosystems and optimizing performance.</w:t>
       </w:r>
     </w:p>
     <w:p>
@@ -814,7 +814,7 @@
         <w:ind w:left="2115" w:leftChars="0" w:hanging="360"/>
       </w:pPr>
       <w:r>
-        <w:t>Engineered and optimized ETL/ELT workflows and real-time data processing pipelines, leveraging Python and cloud-native technologies.</w:t>
+        <w:t>Built and optimized ETL/ELT workflows and real-time data processing pipelines to support large-scale data migration and automation initiatives.</w:t>
       </w:r>
     </w:p>
     <w:p>
@@ -826,7 +826,7 @@
         <w:ind w:left="2115" w:leftChars="0" w:hanging="360"/>
       </w:pPr>
       <w:r>
-        <w:t>Collaborated with clients to align AI/ML strategies, providing regular updates on cloud infrastructure and data architecture roadmaps.</w:t>
+        <w:t>Collaborated with stakeholders to align data architecture strategies, providing regular updates on infrastructure and pipeline performance.</w:t>
       </w:r>
     </w:p>
     <w:p>
@@ -838,7 +838,7 @@
         <w:ind w:left="2115" w:leftChars="0" w:hanging="360"/>
       </w:pPr>
       <w:r>
-        <w:t>Ensured robust security, performance, and CI/CD practices across cloud deployments, reducing manual operational overhead.</w:t>
+        <w:t>Ensured data quality, security, and reliability across cloud deployments, reducing manual operational tasks and enhancing system efficiency.</w:t>
       </w:r>
     </w:p>
     <w:p>
@@ -1020,7 +1020,7 @@
         <w:ind w:left="1360"/>
       </w:pPr>
       <w:r>
-        <w:t xml:space="preserve">Senior AI/ML Engineer </w:t>
+        <w:t xml:space="preserve">Senior Data &amp; ML Engineer </w:t>
       </w:r>
     </w:p>
     <w:p>
@@ -1032,7 +1032,7 @@
         <w:ind w:left="2115" w:leftChars="0" w:hanging="360"/>
       </w:pPr>
       <w:r>
-        <w:t>Built scalable retrieval-augmented generation (RAG) pipelines using LangChain, FAISS, and ChromaDB for enterprise search across large-scale document repositories.</w:t>
+        <w:t>Developed scalable data pipelines using LangChain, FAISS, and ChromaDB to process and analyze 2TB+ document repositories for enterprise search.</w:t>
       </w:r>
     </w:p>
     <w:p>
@@ -1044,7 +1044,7 @@
         <w:ind w:left="2115" w:leftChars="0" w:hanging="360"/>
       </w:pPr>
       <w:r>
-        <w:t>Developed and deployed end-to-end data pipelines for ingestion, transformation, validation, and model serving using Python, PySpark, and Airflow.</w:t>
+        <w:t>Designed and implemented end-to-end data workflows, including ingestion, transformation, validation, and deployment, leveraging Python, PySpark, and Airflow.</w:t>
       </w:r>
     </w:p>
     <w:p>
@@ -1056,7 +1056,7 @@
         <w:ind w:left="2115" w:leftChars="0" w:hanging="360"/>
       </w:pPr>
       <w:r>
-        <w:t>Fine-tuned and deployed LLMs such as LLaMA and Mistral with LoRA and PEFT on AWS SageMaker, achieving a 40% reduction in API costs compared to hosted solutions.</w:t>
+        <w:t>Optimized cloud-based model deployment on AWS SageMaker, reducing API costs by 40% through fine-tuning LLMs with LoRA, QLoRA, and PEFT techniques.</w:t>
       </w:r>
     </w:p>
     <w:p>
@@ -1068,7 +1068,7 @@
         <w:ind w:left="2115" w:leftChars="0" w:hanging="360"/>
       </w:pPr>
       <w:r>
-        <w:t>Implemented scalable model serving with VLLM, optimizing GPU utilization with CUDA and deploying containerized solutions via Docker on AWS ECS/ECR.</w:t>
+        <w:t>Containerized and deployed high-performance models using VLLM and Docker on AWS ECS/ECR, ensuring efficient GPU utilization with CUDA.</w:t>
       </w:r>
     </w:p>
     <w:p>
@@ -1080,7 +1080,7 @@
         <w:ind w:left="2115" w:leftChars="0" w:hanging="360"/>
       </w:pPr>
       <w:r>
-        <w:t>Engineered agentic AI workflows by integrating LLMs with internal APIs, databases, and messaging platforms for autonomous task execution.</w:t>
+        <w:t>Built and maintained data pipelines connecting LLMs to internal APIs, databases, and messaging platforms for automated task execution.</w:t>
       </w:r>
     </w:p>
     <w:p>
@@ -1092,7 +1092,7 @@
         <w:ind w:left="2115" w:leftChars="0" w:hanging="360"/>
       </w:pPr>
       <w:r>
-        <w:t>Optimized inference pipelines by integrating C++ modules, achieving a 25% reduction in model latency.</w:t>
+        <w:t>Integrated C++ modules into data workflows to enhance performance, achieving a 25% reduction in model latency.</w:t>
       </w:r>
     </w:p>
     <w:p>
@@ -1104,7 +1104,7 @@
         <w:ind w:left="2115" w:leftChars="0" w:hanging="360"/>
       </w:pPr>
       <w:r>
-        <w:t>Designed and deployed real-time audio processing and speech-to-text pipelines for streaming architectures.</w:t>
+        <w:t>Designed and deployed real-time audio processing and speech-to-text pipelines for streaming data architectures.</w:t>
       </w:r>
     </w:p>
     <w:p>
@@ -1116,7 +1116,7 @@
         <w:ind w:left="2115" w:leftChars="0" w:hanging="360"/>
       </w:pPr>
       <w:r>
-        <w:t>Built and optimized conversational AI APIs leveraging OpenAI models, reducing response times by 35%.</w:t>
+        <w:t>Developed and optimized conversational APIs to improve data accessibility, achieving a 35% reduction in response times.</w:t>
       </w:r>
     </w:p>
     <w:p>
@@ -1281,7 +1281,7 @@
         <w:ind w:left="1360"/>
       </w:pPr>
       <w:r>
-        <w:t xml:space="preserve">Senior Machine Learning &amp; AI Engineer </w:t>
+        <w:t xml:space="preserve">Senior Data Engineer </w:t>
       </w:r>
     </w:p>
     <w:p>
@@ -1293,7 +1293,7 @@
         <w:ind w:left="2115" w:leftChars="0" w:hanging="360"/>
       </w:pPr>
       <w:r>
-        <w:t>Managed and optimized ETL pipelines to ensure high-quality data processing and timely retraining of machine learning models, supporting accounts with $200K+ monthly revenue.</w:t>
+        <w:t>Designed, built, and optimized scalable ETL pipelines to process large-scale production data, ensuring high data quality and reliability for critical business operations.</w:t>
       </w:r>
     </w:p>
     <w:p>
@@ -1305,7 +1305,7 @@
         <w:ind w:left="2115" w:leftChars="0" w:hanging="360"/>
       </w:pPr>
       <w:r>
-        <w:t>Evaluated model performance and data quality against client requirements, delivering tailored machine learning solutions for accounts exceeding $1M in value.</w:t>
+        <w:t>Monitored and validated data quality and pipeline performance, implementing solutions to meet stringent requirements for high-value accounts exceeding $1M in revenue.</w:t>
       </w:r>
     </w:p>
     <w:p>
@@ -1317,7 +1317,7 @@
         <w:ind w:left="2115" w:leftChars="0" w:hanging="360"/>
       </w:pPr>
       <w:r>
-        <w:t>Designed and implemented feature engineering workflows to streamline data preparation for supervised and unsupervised machine learning models.</w:t>
+        <w:t>Led feature engineering and data preparation workflows to support machine learning projects, ensuring timely and accurate data availability for model development.</w:t>
       </w:r>
     </w:p>
     <w:p>
@@ -1329,7 +1329,7 @@
         <w:ind w:left="2115" w:leftChars="0" w:hanging="360"/>
       </w:pPr>
       <w:r>
-        <w:t>Developed data analysis and monitoring systems using SQL, PostgreSQL, and visualization tools like Grafana and Tableau to support real-time insights.</w:t>
+        <w:t>Developed and maintained data workflows and reporting solutions using SQL, PostgreSQL, and visualization tools like Grafana and Tableau to enable real-time insights.</w:t>
       </w:r>
     </w:p>
     <w:p>
@@ -1341,7 +1341,7 @@
         <w:ind w:left="2115" w:leftChars="0" w:hanging="360"/>
       </w:pPr>
       <w:r>
-        <w:t>Collaborated with cross-functional teams using Agile tools such as Jira and Trello to maintain robust machine learning workflows in a production environment.</w:t>
+        <w:t>Collaborated with data scientists, analysts, and stakeholders in a fast-paced environment, leveraging tools like Jira and Slack to ensure seamless communication and project delivery.</w:t>
       </w:r>
     </w:p>
     <w:p>
@@ -1513,7 +1513,7 @@
         <w:ind w:left="1360"/>
       </w:pPr>
       <w:r>
-        <w:t xml:space="preserve">AI/ML Product Engineer </w:t>
+        <w:t xml:space="preserve">Data &amp; AI Product Engineer </w:t>
       </w:r>
     </w:p>
     <w:p>
@@ -1525,7 +1525,7 @@
         <w:ind w:left="2115" w:leftChars="0" w:hanging="360"/>
       </w:pPr>
       <w:r>
-        <w:t>Maintained and optimized production ML pipelines and operations, ensuring reliability and data integrity across enterprise systems.</w:t>
+        <w:t>Maintained and optimized scalable ETL pipelines and ML workflows, ensuring high availability and data quality across enterprise systems.</w:t>
       </w:r>
     </w:p>
     <w:p>
@@ -1537,7 +1537,7 @@
         <w:ind w:left="2115" w:leftChars="0" w:hanging="360"/>
       </w:pPr>
       <w:r>
-        <w:t>Developed and deployed predictive models using supervised learning techniques to enhance decision-making and improve business outcomes.</w:t>
+        <w:t>Developed and integrated predictive models into data pipelines, enhancing decision-making processes and improving operational efficiency.</w:t>
       </w:r>
     </w:p>
     <w:p>
@@ -1549,7 +1549,7 @@
         <w:ind w:left="2115" w:leftChars="0" w:hanging="360"/>
       </w:pPr>
       <w:r>
-        <w:t>Utilized Python and SQL for production data analysis, integrating insights into dashboards with tools like Grafana and Tableau for monitoring.</w:t>
+        <w:t>Performed in-depth data analysis using SQL and PostgreSQL, leveraging tools like Grafana and Tableau for real-time monitoring and insights.</w:t>
       </w:r>
     </w:p>
     <w:p>
@@ -1561,7 +1561,7 @@
         <w:ind w:left="2115" w:leftChars="0" w:hanging="360"/>
       </w:pPr>
       <w:r>
-        <w:t>Collaborated with cross-functional teams to resolve pipeline incidents, leveraging agile workflows and tools like JIRA for efficient issue management.</w:t>
+        <w:t>Collaborated with cross-functional teams to address pipeline incidents, utilizing JIRA to streamline workflows and ensure timely resolutions.</w:t>
       </w:r>
     </w:p>
     <w:p>
@@ -1720,7 +1720,7 @@
         <w:ind w:left="1360"/>
       </w:pPr>
       <w:r>
-        <w:t xml:space="preserve">Junior AI/ML Data Engineer </w:t>
+        <w:t xml:space="preserve">Junior Data Engineer </w:t>
       </w:r>
     </w:p>
     <w:p>
@@ -1732,7 +1732,7 @@
         <w:ind w:left="2115" w:leftChars="0" w:hanging="360"/>
       </w:pPr>
       <w:r>
-        <w:t>Built scalable data pipelines to ingest, transform, and analyze IoT sensor data, supporting machine learning workflows.</w:t>
+        <w:t>Designed and maintained scalable data pipelines to process and analyze large volumes of IoT sensor data from connected devices.</w:t>
       </w:r>
     </w:p>
     <w:p>
@@ -1744,7 +1744,7 @@
         <w:ind w:left="2115" w:leftChars="0" w:hanging="360"/>
       </w:pPr>
       <w:r>
-        <w:t>Developed Python-based analytical workflows leveraging PostgreSQL and MySQL to extract insights for ML model development.</w:t>
+        <w:t>Developed and optimized data workflows using Python, PostgreSQL, and MySQL to ensure performance and reliability in IoT data analysis.</w:t>
       </w:r>
     </w:p>
     <w:p>
@@ -1756,7 +1756,7 @@
         <w:ind w:left="2115" w:leftChars="0" w:hanging="360"/>
       </w:pPr>
       <w:r>
-        <w:t>Designed Power BI dashboards to visualize data patterns and support AI-driven decision-making processes.</w:t>
+        <w:t>Created interactive dashboards and visualizations in Power BI to support data-driven decision-making for stakeholders.</w:t>
       </w:r>
     </w:p>
     <w:p>
@@ -1768,7 +1768,7 @@
         <w:ind w:left="2115" w:leftChars="0" w:hanging="360"/>
       </w:pPr>
       <w:r>
-        <w:t>Applied clustering and anomaly detection techniques to IoT time-series data, contributing to predictive ML solutions.</w:t>
+        <w:t>Utilized machine learning techniques such as clustering and anomaly detection to enhance predictive maintenance capabilities for IoT systems.</w:t>
       </w:r>
     </w:p>
     <w:p>
@@ -2084,10 +2084,74 @@
         <w:rPr>
           <w:b/>
         </w:rPr>
+        <w:t xml:space="preserve">Data Engineering: </w:t>
+      </w:r>
+      <w:r>
+        <w:t>PySpark, Apache Kafka, Apache Airflow, ETL/ELT Pipelines, Data Warehousing, Real-Time Streaming, SQL, PostgreSQL, MySQL, MongoDB, Redis, DynamoDB, Data Modeling, Data Quality, Grafana, Tableau, Power BI.</w:t>
+      </w:r>
+      <w:r>
+        <w:rPr>
+          <w:b/>
+        </w:rPr>
+        <w:t xml:space="preserve"> </w:t>
+      </w:r>
+      <w:r>
+        <w:rPr>
+          <w:b/>
+        </w:rPr>
+        <w:br w:type="textWrapping"/>
+      </w:r>
+    </w:p>
+    <w:p>
+      <w:pPr>
+        <w:ind w:left="1350" w:hanging="1350"/>
+      </w:pPr>
+      <w:r>
+        <w:t xml:space="preserve"> </w:t>
+      </w:r>
+      <w:r>
+        <w:tab/>
+      </w:r>
+      <w:r>
+        <w:rPr>
+          <w:b/>
+        </w:rPr>
+        <w:t xml:space="preserve">AWS &amp; Cloud: </w:t>
+      </w:r>
+      <w:r>
+        <w:t>AWS (Lambda, ECS, ECR, S3, SageMaker, RDS), Azure, GCP, Docker, Kubernetes, Terraform, CI/CD, Microservices.</w:t>
+      </w:r>
+      <w:r>
+        <w:rPr>
+          <w:b/>
+        </w:rPr>
+        <w:t xml:space="preserve"> </w:t>
+      </w:r>
+      <w:r>
+        <w:rPr>
+          <w:b/>
+        </w:rPr>
+        <w:br w:type="textWrapping"/>
+      </w:r>
+    </w:p>
+    <w:p>
+      <w:pPr>
+        <w:ind w:left="1350" w:hanging="1350"/>
+      </w:pPr>
+      <w:r>
+        <w:t xml:space="preserve"> </w:t>
+      </w:r>
+      <w:r>
+        <w:tab/>
+      </w:r>
+      <w:r>
+        <w:rPr>
+          <w:b/>
+        </w:rPr>
         <w:t xml:space="preserve">Core ML &amp; AI: </w:t>
       </w:r>
       <w:r>
-        <w:t>Python, PyTorch, TensorFlow, scikit-learn, RLHF, PPO, CUDA, Quantization, C++, OpenCV, FastAPI, Flask, gRPC, REST APIs, WebSockets, Shell Scripting.</w:t>
+        <w:t>Python, TensorFlow, PyTorch, scikit-learn, C++, FastAPI, Flask, gRPC, REST APIs, WebSockets, Shell Scripting, OpenCV, RLHF, PPO, CUDA, Quantization.</w:t>
       </w:r>
       <w:r>
         <w:rPr>
@@ -2119,71 +2183,7 @@
         <w:t xml:space="preserve">GenAI &amp; LLMs: </w:t>
       </w:r>
       <w:r>
-        <w:t>LangChain, RAG Architectures, Agentic AI, Fine-Tuning (LoRA, QLoRA, PEFT), Prompt Engineering, OpenAI, Claude/Anthropic, LLaMA, Mistral, Hugging Face, VLLM, FAISS, ChromaDB, Pinecone, PG-Vector.</w:t>
-      </w:r>
-      <w:r>
-        <w:rPr>
-          <w:b/>
-        </w:rPr>
-        <w:t xml:space="preserve"> </w:t>
-      </w:r>
-      <w:r>
-        <w:rPr>
-          <w:b/>
-        </w:rPr>
-        <w:br w:type="textWrapping"/>
-      </w:r>
-    </w:p>
-    <w:p>
-      <w:pPr>
-        <w:ind w:left="1350" w:hanging="1350"/>
-      </w:pPr>
-      <w:r>
-        <w:t xml:space="preserve"> </w:t>
-      </w:r>
-      <w:r>
-        <w:tab/>
-      </w:r>
-      <w:r>
-        <w:rPr>
-          <w:b/>
-        </w:rPr>
-        <w:t xml:space="preserve">AWS &amp; Cloud: </w:t>
-      </w:r>
-      <w:r>
-        <w:t>AWS (ECS, ECR, Lambda, S3, SageMaker, RDS), Azure, GCP, Docker, Kubernetes, CI/CD, Terraform, Microservices.</w:t>
-      </w:r>
-      <w:r>
-        <w:rPr>
-          <w:b/>
-        </w:rPr>
-        <w:t xml:space="preserve"> </w:t>
-      </w:r>
-      <w:r>
-        <w:rPr>
-          <w:b/>
-        </w:rPr>
-        <w:br w:type="textWrapping"/>
-      </w:r>
-    </w:p>
-    <w:p>
-      <w:pPr>
-        <w:ind w:left="1350" w:hanging="1350"/>
-      </w:pPr>
-      <w:r>
-        <w:t xml:space="preserve"> </w:t>
-      </w:r>
-      <w:r>
-        <w:tab/>
-      </w:r>
-      <w:r>
-        <w:rPr>
-          <w:b/>
-        </w:rPr>
-        <w:t xml:space="preserve">Data Engineering: </w:t>
-      </w:r>
-      <w:r>
-        <w:t>ETL/ELT Pipelines, Data Warehousing, Real-Time Streaming, Apache Kafka, PySpark, Apache Airflow, dbt, PostgreSQL, MongoDB, Redis, MySQL, DynamoDB, SQL, Data Modeling, Data Quality, Grafana, Tableau, Power BI.</w:t>
+        <w:t>LangChain, Fine-Tuning (LoRA, QLoRA, PEFT), RAG Architectures, Prompt Engineering, OpenAI, Claude/Anthropic, LLaMA, Mistral, Hugging Face, VLLM, Agentic AI, FAISS, ChromaDB, Pinecone, PG-Vector.</w:t>
       </w:r>
       <w:r>
         <w:rPr>

--- a/output/Rehan_Malik_Resume_data_enginer.docx
+++ b/output/Rehan_Malik_Resume_data_enginer.docx
@@ -262,7 +262,7 @@
         <w:tab/>
       </w:r>
       <w:r>
-        <w:t xml:space="preserve">Senior Data &amp; AI Lead </w:t>
+        <w:t xml:space="preserve">Senior Machine Learning &amp; AI Lead </w:t>
       </w:r>
     </w:p>
     <w:p>
@@ -274,7 +274,7 @@
         <w:ind w:left="2115" w:leftChars="0" w:hanging="360"/>
       </w:pPr>
       <w:r>
-        <w:t>Designed and maintained scalable real-time data pipelines, including zero-latency voice-to-data ingestion engines processing 500+ concurrent streams using Apache Kafka and WebSockets.</w:t>
+        <w:t>Developed and deployed real-time data ingestion engines processing 500+ simultaneous streams using WebSockets, Apache Kafka, and streaming architectures, enabling seamless data availability for advanced analytics.</w:t>
       </w:r>
     </w:p>
     <w:p>
@@ -286,7 +286,7 @@
         <w:ind w:left="2115" w:leftChars="0" w:hanging="360"/>
       </w:pPr>
       <w:r>
-        <w:t>Developed end-to-end automated data workflows for SEO and content processing, leveraging Python and orchestration frameworks to eliminate manual intervention.</w:t>
+        <w:t>Designed autonomous data pipelines to execute complex workflows without human intervention, leveraging LangChain Agents and LLM orchestration for scalable machine learning solutions.</w:t>
       </w:r>
     </w:p>
     <w:p>
@@ -298,7 +298,7 @@
         <w:ind w:left="2115" w:leftChars="0" w:hanging="360"/>
       </w:pPr>
       <w:r>
-        <w:t>Optimized ETL pipelines and data partitioning strategies to scale cloud data infrastructure, increasing processing capacity by 60% for datasets exceeding 2TB.</w:t>
+        <w:t>Optimized ETL pipelines and data partitioning strategies to scale cloud data infrastructure, increasing processing capacity by 60% and handling datasets exceeding 2TB.</w:t>
       </w:r>
     </w:p>
     <w:p>
@@ -310,7 +310,7 @@
         <w:ind w:left="2115" w:leftChars="0" w:hanging="360"/>
       </w:pPr>
       <w:r>
-        <w:t>Architected robust cloud solutions on AWS (ECS, Lambda, S3, RDS) and GCP, tailored for high-performance data and ML workloads.</w:t>
+        <w:t>Engineered resilient cloud backends on AWS (ECS, Lambda, S3, RDS) and GCP, supporting large-scale ML and GenAI workloads with high reliability and scalability.</w:t>
       </w:r>
     </w:p>
     <w:p>
@@ -322,7 +322,7 @@
         <w:ind w:left="2115" w:leftChars="0" w:hanging="360"/>
       </w:pPr>
       <w:r>
-        <w:t>Engineered high-efficiency microservices with gRPC and C++, reducing latency by 25% and enabling support for 15% more concurrent users.</w:t>
+        <w:t>Developed high-performance microservices with C++ modules (CUDA, Eigen) to reduce model inference latency by 25% and support increased concurrent user demands.</w:t>
       </w:r>
     </w:p>
     <w:p>
@@ -334,7 +334,7 @@
         <w:ind w:left="2115" w:leftChars="0" w:hanging="360"/>
       </w:pPr>
       <w:r>
-        <w:t>Designed data retrieval pipelines using LangChain, FAISS, and ChromaDB to enable enterprise-level access to structured and unstructured datasets.</w:t>
+        <w:t>Designed retrieval-augmented generation (RAG) pipelines using LangChain, FAISS, and ChromaDB to enable knowledge retrieval across structured and unstructured datasets.</w:t>
       </w:r>
     </w:p>
     <w:p>
@@ -346,7 +346,7 @@
         <w:ind w:left="2115" w:leftChars="0" w:hanging="360"/>
       </w:pPr>
       <w:r>
-        <w:t>Implemented data validation and optimization frameworks, including reinforcement learning techniques, to ensure reliability and performance of production-grade AI systems.</w:t>
+        <w:t>Implemented reinforcement learning with human feedback (RLHF) using PPO to enhance the performance and reliability of machine learning models in production environments.</w:t>
       </w:r>
     </w:p>
     <w:p>
@@ -358,7 +358,7 @@
         <w:ind w:left="2115" w:leftChars="0" w:hanging="360"/>
       </w:pPr>
       <w:r>
-        <w:t>Built streaming data pipelines for real-time audio analysis, integrating speech-to-text and sentiment analysis for actionable business insights on AWS.</w:t>
+        <w:t>Built real-time audio data pipelines for speech-to-text, sentiment analysis, and actionable insights, leveraging streaming architectures to support advanced analytics workflows.</w:t>
       </w:r>
     </w:p>
     <w:p>
@@ -447,7 +447,7 @@
         <w:t xml:space="preserve"> </w:t>
       </w:r>
       <w:r>
-        <w:t xml:space="preserve">Senior Data Engineer - Generative AI </w:t>
+        <w:t xml:space="preserve">Senior Machine Learning Engineer - Generative AI </w:t>
       </w:r>
     </w:p>
     <w:p>
@@ -459,7 +459,7 @@
         <w:ind w:left="2115" w:leftChars="0" w:hanging="360"/>
       </w:pPr>
       <w:r>
-        <w:t>Designed and implemented scalable data pipelines to support enterprise-level Generative AI transformations, ensuring compliance with regulatory requirements.</w:t>
+        <w:t>Developed and implemented data pipelines and architectures for ingesting, transforming, and normalizing large-scale datasets, enabling advanced analytics and machine learning applications.</w:t>
       </w:r>
     </w:p>
     <w:p>
@@ -471,7 +471,7 @@
         <w:ind w:left="2115" w:leftChars="0" w:hanging="360"/>
       </w:pPr>
       <w:r>
-        <w:t>Developed and optimized data workflows for ingesting, transforming, and structuring large volumes of business documents into technical assets using advanced orchestration frameworks.</w:t>
+        <w:t>Architected and optimized data workflows for structured technical assets, leveraging orchestration frameworks to support scalable and efficient model deployment in regulated environments.</w:t>
       </w:r>
     </w:p>
     <w:p>
@@ -483,7 +483,7 @@
         <w:ind w:left="2115" w:leftChars="0" w:hanging="360"/>
       </w:pPr>
       <w:r>
-        <w:t>Evaluated and deployed cloud-based data orchestration solutions, including LangChain and multi-agent frameworks, to enhance data pipeline performance and reliability.</w:t>
+        <w:t>Evaluated and implemented machine learning orchestration patterns, ensuring alignment with cloud infrastructure and compliance requirements for secure production deployment.</w:t>
       </w:r>
     </w:p>
     <w:p>
@@ -495,7 +495,7 @@
         <w:ind w:left="2115" w:leftChars="0" w:hanging="360"/>
       </w:pPr>
       <w:r>
-        <w:t>Created audit-ready data lineage frameworks to ensure traceability, governance, and data quality across all deliverables in regulated environments.</w:t>
+        <w:t>Designed and maintained audit-ready data lineage frameworks, ensuring governance, traceability, and compliance in the delivery of machine learning solutions.</w:t>
       </w:r>
     </w:p>
     <w:p>
@@ -507,7 +507,7 @@
         <w:ind w:left="2115" w:leftChars="0" w:hanging="360"/>
       </w:pPr>
       <w:r>
-        <w:t>Engineered retrieval-augmented generation (RAG) architectures to validate and ground data outputs, ensuring accuracy and domain specificity for large-scale applications.</w:t>
+        <w:t>Built retrieval-augmented generation (RAG) architectures to ensure domain-specific accuracy and reliability in machine learning model outputs.</w:t>
       </w:r>
     </w:p>
     <w:p>
@@ -519,7 +519,7 @@
         <w:ind w:left="2115" w:leftChars="0" w:hanging="360"/>
       </w:pPr>
       <w:r>
-        <w:t>Collaborated with cross-functional teams and stakeholders to validate and monitor data workflows, driving safe and effective adoption of AI-powered solutions.</w:t>
+        <w:t>Collaborated with cross-functional teams and stakeholders to validate and refine machine learning solutions, ensuring successful adoption and integration into production workflows.</w:t>
       </w:r>
     </w:p>
     <w:p>
@@ -778,7 +778,7 @@
         <w:ind w:left="720" w:leftChars="0" w:firstLine="720" w:firstLineChars="0"/>
       </w:pPr>
       <w:r>
-        <w:t xml:space="preserve">Cloud Data Solution Architect </w:t>
+        <w:t xml:space="preserve">Cloud Data &amp; Solution Architect </w:t>
       </w:r>
     </w:p>
     <w:p>
@@ -790,7 +790,7 @@
         <w:ind w:left="2115" w:leftChars="0" w:hanging="360"/>
       </w:pPr>
       <w:r>
-        <w:t>Designed and implemented scalable data pipelines and workflows on AWS, Azure, and GCP, addressing complex business data challenges for enterprise clients.</w:t>
+        <w:t>Developed scalable cloud-native AI and machine learning solutions on AWS, Azure, and GCP, addressing complex data challenges for enterprise clients.</w:t>
       </w:r>
     </w:p>
     <w:p>
@@ -802,7 +802,7 @@
         <w:ind w:left="2115" w:leftChars="0" w:hanging="360"/>
       </w:pPr>
       <w:r>
-        <w:t>Developed and deployed cloud-native data solutions, ensuring seamless integration with existing data ecosystems and optimizing performance.</w:t>
+        <w:t>Designed and implemented data pipelines and automation tools, enabling seamless integration and preparation of datasets for advanced analytics.</w:t>
       </w:r>
     </w:p>
     <w:p>
@@ -814,7 +814,7 @@
         <w:ind w:left="2115" w:leftChars="0" w:hanging="360"/>
       </w:pPr>
       <w:r>
-        <w:t>Built and optimized ETL/ELT workflows and real-time data processing pipelines to support large-scale data migration and automation initiatives.</w:t>
+        <w:t>Built and optimized ETL/ELT workflows and real-time data processing pipelines to support large-scale data processing and analysis.</w:t>
       </w:r>
     </w:p>
     <w:p>
@@ -826,7 +826,7 @@
         <w:ind w:left="2115" w:leftChars="0" w:hanging="360"/>
       </w:pPr>
       <w:r>
-        <w:t>Collaborated with stakeholders to align data architecture strategies, providing regular updates on infrastructure and pipeline performance.</w:t>
+        <w:t>Collaborated with stakeholders to align cloud infrastructure and data architecture strategies with machine learning deployment goals.</w:t>
       </w:r>
     </w:p>
     <w:p>
@@ -838,7 +838,7 @@
         <w:ind w:left="2115" w:leftChars="0" w:hanging="360"/>
       </w:pPr>
       <w:r>
-        <w:t>Ensured data quality, security, and reliability across cloud deployments, reducing manual operational tasks and enhancing system efficiency.</w:t>
+        <w:t>Ensured security, performance, and reliability of cloud data systems while automating processes to reduce operational overhead.</w:t>
       </w:r>
     </w:p>
     <w:p>
@@ -1020,7 +1020,7 @@
         <w:ind w:left="1360"/>
       </w:pPr>
       <w:r>
-        <w:t xml:space="preserve">Senior Data &amp; ML Engineer </w:t>
+        <w:t xml:space="preserve">Senior Machine Learning &amp; Data Engineer </w:t>
       </w:r>
     </w:p>
     <w:p>
@@ -1032,7 +1032,7 @@
         <w:ind w:left="2115" w:leftChars="0" w:hanging="360"/>
       </w:pPr>
       <w:r>
-        <w:t>Developed scalable data pipelines using LangChain, FAISS, and ChromaDB to process and analyze 2TB+ document repositories for enterprise search.</w:t>
+        <w:t>Developed scalable pipelines using LangChain, FAISS, and ChromaDB to enable context-aware search across 2TB+ document repositories, supporting advanced data exploration.</w:t>
       </w:r>
     </w:p>
     <w:p>
@@ -1044,7 +1044,7 @@
         <w:ind w:left="2115" w:leftChars="0" w:hanging="360"/>
       </w:pPr>
       <w:r>
-        <w:t>Designed and implemented end-to-end data workflows, including ingestion, transformation, validation, and deployment, leveraging Python, PySpark, and Airflow.</w:t>
+        <w:t>Designed and implemented end-to-end data pipelines for ingestion, transformation, validation, and model deployment using Python, PySpark, and Airflow, ensuring data readiness for ML workflows.</w:t>
       </w:r>
     </w:p>
     <w:p>
@@ -1056,7 +1056,7 @@
         <w:ind w:left="2115" w:leftChars="0" w:hanging="360"/>
       </w:pPr>
       <w:r>
-        <w:t>Optimized cloud-based model deployment on AWS SageMaker, reducing API costs by 40% through fine-tuning LLMs with LoRA, QLoRA, and PEFT techniques.</w:t>
+        <w:t>Deployed fine-tuned deep learning models (LLaMA, Mistral) on AWS SageMaker using techniques like LoRA and QLoRA, achieving a 40% reduction in API costs compared to hosted solutions.</w:t>
       </w:r>
     </w:p>
     <w:p>
@@ -1068,7 +1068,7 @@
         <w:ind w:left="2115" w:leftChars="0" w:hanging="360"/>
       </w:pPr>
       <w:r>
-        <w:t>Containerized and deployed high-performance models using VLLM and Docker on AWS ECS/ECR, ensuring efficient GPU utilization with CUDA.</w:t>
+        <w:t>Optimized GPU utilization for large-scale model serving using VLLM and CUDA, containerized with Docker on AWS ECS/ECR for efficient production deployment.</w:t>
       </w:r>
     </w:p>
     <w:p>
@@ -1080,7 +1080,7 @@
         <w:ind w:left="2115" w:leftChars="0" w:hanging="360"/>
       </w:pPr>
       <w:r>
-        <w:t>Built and maintained data pipelines connecting LLMs to internal APIs, databases, and messaging platforms for automated task execution.</w:t>
+        <w:t>Developed autonomous workflows integrating machine learning models with internal APIs, databases, and messaging systems for streamlined data-driven decision-making.</w:t>
       </w:r>
     </w:p>
     <w:p>
@@ -1092,7 +1092,7 @@
         <w:ind w:left="2115" w:leftChars="0" w:hanging="360"/>
       </w:pPr>
       <w:r>
-        <w:t>Integrated C++ modules into data workflows to enhance performance, achieving a 25% reduction in model latency.</w:t>
+        <w:t>Enhanced model inference pipelines by integrating C++ modules, achieving a 25% reduction in latency for real-time applications.</w:t>
       </w:r>
     </w:p>
     <w:p>
@@ -1104,7 +1104,7 @@
         <w:ind w:left="2115" w:leftChars="0" w:hanging="360"/>
       </w:pPr>
       <w:r>
-        <w:t>Designed and deployed real-time audio processing and speech-to-text pipelines for streaming data architectures.</w:t>
+        <w:t>Designed and deployed real-time data pipelines for audio processing and speech-to-text applications, supporting scalable streaming architectures.</w:t>
       </w:r>
     </w:p>
     <w:p>
@@ -1116,7 +1116,7 @@
         <w:ind w:left="2115" w:leftChars="0" w:hanging="360"/>
       </w:pPr>
       <w:r>
-        <w:t>Developed and optimized conversational APIs to improve data accessibility, achieving a 35% reduction in response times.</w:t>
+        <w:t>Built and optimized high-performance conversational APIs leveraging OpenAI models, reducing response latency by 35% to improve user experience.</w:t>
       </w:r>
     </w:p>
     <w:p>
@@ -1281,7 +1281,7 @@
         <w:ind w:left="1360"/>
       </w:pPr>
       <w:r>
-        <w:t xml:space="preserve">Senior Data Engineer </w:t>
+        <w:t xml:space="preserve">Senior Machine Learning Engineer </w:t>
       </w:r>
     </w:p>
     <w:p>
@@ -1293,7 +1293,7 @@
         <w:ind w:left="2115" w:leftChars="0" w:hanging="360"/>
       </w:pPr>
       <w:r>
-        <w:t>Designed, built, and optimized scalable ETL pipelines to process large-scale production data, ensuring high data quality and reliability for critical business operations.</w:t>
+        <w:t>Developed and optimized scalable ETL pipelines to process production data, ensuring data quality, reliability, and timely availability for model training and deployment in high-revenue accounts.</w:t>
       </w:r>
     </w:p>
     <w:p>
@@ -1305,7 +1305,7 @@
         <w:ind w:left="2115" w:leftChars="0" w:hanging="360"/>
       </w:pPr>
       <w:r>
-        <w:t>Monitored and validated data quality and pipeline performance, implementing solutions to meet stringent requirements for high-value accounts exceeding $1M in revenue.</w:t>
+        <w:t>Evaluated and improved data quality, pipeline performance, and model accuracy, aligning solutions with client requirements for advanced analytics and $1M+ accounts.</w:t>
       </w:r>
     </w:p>
     <w:p>
@@ -1317,7 +1317,7 @@
         <w:ind w:left="2115" w:leftChars="0" w:hanging="360"/>
       </w:pPr>
       <w:r>
-        <w:t>Led feature engineering and data preparation workflows to support machine learning projects, ensuring timely and accurate data availability for model development.</w:t>
+        <w:t>Led feature engineering and data preparation workflows to support machine learning projects, ensuring high-quality datasets for model development and deployment.</w:t>
       </w:r>
     </w:p>
     <w:p>
@@ -1329,7 +1329,7 @@
         <w:ind w:left="2115" w:leftChars="0" w:hanging="360"/>
       </w:pPr>
       <w:r>
-        <w:t>Developed and maintained data workflows and reporting solutions using SQL, PostgreSQL, and visualization tools like Grafana and Tableau to enable real-time insights.</w:t>
+        <w:t>Designed and maintained real-time data analysis workflows using SQL, PostgreSQL, and visualization tools like Grafana and Tableau to enable actionable insights.</w:t>
       </w:r>
     </w:p>
     <w:p>
@@ -1341,7 +1341,7 @@
         <w:ind w:left="2115" w:leftChars="0" w:hanging="360"/>
       </w:pPr>
       <w:r>
-        <w:t>Collaborated with data scientists, analysts, and stakeholders in a fast-paced environment, leveraging tools like Jira and Slack to ensure seamless communication and project delivery.</w:t>
+        <w:t>Collaborated with cross-functional teams, including data scientists and engineers, to ensure seamless data integration and operational efficiency in a dynamic production environment.</w:t>
       </w:r>
     </w:p>
     <w:p>
@@ -1513,7 +1513,7 @@
         <w:ind w:left="1360"/>
       </w:pPr>
       <w:r>
-        <w:t xml:space="preserve">Data &amp; AI Product Engineer </w:t>
+        <w:t xml:space="preserve">Machine Learning &amp; AI Product Engineer </w:t>
       </w:r>
     </w:p>
     <w:p>
@@ -1525,7 +1525,7 @@
         <w:ind w:left="2115" w:leftChars="0" w:hanging="360"/>
       </w:pPr>
       <w:r>
-        <w:t>Maintained and optimized scalable ETL pipelines and ML workflows, ensuring high availability and data quality across enterprise systems.</w:t>
+        <w:t>Maintained and monitored production ETL pipelines and ML operations, ensuring data integrity and availability for large-scale analytics and model deployment.</w:t>
       </w:r>
     </w:p>
     <w:p>
@@ -1537,7 +1537,7 @@
         <w:ind w:left="2115" w:leftChars="0" w:hanging="360"/>
       </w:pPr>
       <w:r>
-        <w:t>Developed and integrated predictive models into data pipelines, enhancing decision-making processes and improving operational efficiency.</w:t>
+        <w:t>Developed and optimized machine learning models for predictive analytics, enhancing decision-making processes and operational efficiency.</w:t>
       </w:r>
     </w:p>
     <w:p>
@@ -1549,7 +1549,7 @@
         <w:ind w:left="2115" w:leftChars="0" w:hanging="360"/>
       </w:pPr>
       <w:r>
-        <w:t>Performed in-depth data analysis using SQL and PostgreSQL, leveraging tools like Grafana and Tableau for real-time monitoring and insights.</w:t>
+        <w:t>Performed data analysis using SQL, PostgreSQL, and visualization tools to support real-time monitoring and advanced analytics initiatives.</w:t>
       </w:r>
     </w:p>
     <w:p>
@@ -1561,7 +1561,7 @@
         <w:ind w:left="2115" w:leftChars="0" w:hanging="360"/>
       </w:pPr>
       <w:r>
-        <w:t>Collaborated with cross-functional teams to address pipeline incidents, utilizing JIRA to streamline workflows and ensure timely resolutions.</w:t>
+        <w:t>Collaborated with cross-functional teams to resolve pipeline incidents, ensuring seamless data flow and supporting data-driven solutions.</w:t>
       </w:r>
     </w:p>
     <w:p>
@@ -1720,7 +1720,7 @@
         <w:ind w:left="1360"/>
       </w:pPr>
       <w:r>
-        <w:t xml:space="preserve">Junior Data Engineer </w:t>
+        <w:t xml:space="preserve">Junior Machine Learning &amp; Data Engineer </w:t>
       </w:r>
     </w:p>
     <w:p>
@@ -1732,7 +1732,7 @@
         <w:ind w:left="2115" w:leftChars="0" w:hanging="360"/>
       </w:pPr>
       <w:r>
-        <w:t>Designed and maintained scalable data pipelines to process and analyze large volumes of IoT sensor data from connected devices.</w:t>
+        <w:t>Developed and maintained scalable data pipelines and ETL processes to ingest, transform, and analyze IoT sensor data from connected devices at scale.</w:t>
       </w:r>
     </w:p>
     <w:p>
@@ -1744,7 +1744,7 @@
         <w:ind w:left="2115" w:leftChars="0" w:hanging="360"/>
       </w:pPr>
       <w:r>
-        <w:t>Developed and optimized data workflows using Python, PostgreSQL, and MySQL to ensure performance and reliability in IoT data analysis.</w:t>
+        <w:t>Designed and implemented analytical workflows using Python and SQL-based tools to process and normalize large datasets for advanced analytics.</w:t>
       </w:r>
     </w:p>
     <w:p>
@@ -1756,7 +1756,7 @@
         <w:ind w:left="2115" w:leftChars="0" w:hanging="360"/>
       </w:pPr>
       <w:r>
-        <w:t>Created interactive dashboards and visualizations in Power BI to support data-driven decision-making for stakeholders.</w:t>
+        <w:t>Created interactive dashboards and data visualizations in Power BI to support cross-functional teams with actionable insights and decision-making.</w:t>
       </w:r>
     </w:p>
     <w:p>
@@ -1768,7 +1768,7 @@
         <w:ind w:left="2115" w:leftChars="0" w:hanging="360"/>
       </w:pPr>
       <w:r>
-        <w:t>Utilized machine learning techniques such as clustering and anomaly detection to enhance predictive maintenance capabilities for IoT systems.</w:t>
+        <w:t>Applied machine learning techniques, including clustering and anomaly detection, to time-series data for predictive maintenance and operational efficiency.</w:t>
       </w:r>
     </w:p>
     <w:p>
@@ -2084,10 +2084,42 @@
         <w:rPr>
           <w:b/>
         </w:rPr>
+        <w:t xml:space="preserve">Core ML &amp; AI: </w:t>
+      </w:r>
+      <w:r>
+        <w:t>Python, TensorFlow, PyTorch, scikit-learn, OpenCV, CUDA, RLHF, PPO, Quantization, C++, FastAPI, Flask, gRPC, REST APIs, WebSockets, Shell Scripting.</w:t>
+      </w:r>
+      <w:r>
+        <w:rPr>
+          <w:b/>
+        </w:rPr>
+        <w:t xml:space="preserve"> </w:t>
+      </w:r>
+      <w:r>
+        <w:rPr>
+          <w:b/>
+        </w:rPr>
+        <w:br w:type="textWrapping"/>
+      </w:r>
+    </w:p>
+    <w:p>
+      <w:pPr>
+        <w:ind w:left="1350" w:hanging="1350"/>
+      </w:pPr>
+      <w:r>
+        <w:t xml:space="preserve"> </w:t>
+      </w:r>
+      <w:r>
+        <w:tab/>
+      </w:r>
+      <w:r>
+        <w:rPr>
+          <w:b/>
+        </w:rPr>
         <w:t xml:space="preserve">Data Engineering: </w:t>
       </w:r>
       <w:r>
-        <w:t>PySpark, Apache Kafka, Apache Airflow, ETL/ELT Pipelines, Data Warehousing, Real-Time Streaming, SQL, PostgreSQL, MySQL, MongoDB, Redis, DynamoDB, Data Modeling, Data Quality, Grafana, Tableau, Power BI.</w:t>
+        <w:t>PySpark, Apache Kafka, Apache Airflow, ETL/ELT Pipelines, Data Warehousing, Data Modeling, Real-Time Streaming, SQL, PostgreSQL, MongoDB, Redis, MySQL, DynamoDB, dbt, Data Quality, Grafana, Tableau, Power BI.</w:t>
       </w:r>
       <w:r>
         <w:rPr>
@@ -2119,7 +2151,7 @@
         <w:t xml:space="preserve">AWS &amp; Cloud: </w:t>
       </w:r>
       <w:r>
-        <w:t>AWS (Lambda, ECS, ECR, S3, SageMaker, RDS), Azure, GCP, Docker, Kubernetes, Terraform, CI/CD, Microservices.</w:t>
+        <w:t>Azure, GCP, AWS (ECS, ECR, Lambda, S3, SageMaker, RDS), Docker, Kubernetes, Terraform, CI/CD, Microservices.</w:t>
       </w:r>
       <w:r>
         <w:rPr>
@@ -2148,42 +2180,10 @@
         <w:rPr>
           <w:b/>
         </w:rPr>
-        <w:t xml:space="preserve">Core ML &amp; AI: </w:t>
-      </w:r>
-      <w:r>
-        <w:t>Python, TensorFlow, PyTorch, scikit-learn, C++, FastAPI, Flask, gRPC, REST APIs, WebSockets, Shell Scripting, OpenCV, RLHF, PPO, CUDA, Quantization.</w:t>
-      </w:r>
-      <w:r>
-        <w:rPr>
-          <w:b/>
-        </w:rPr>
-        <w:t xml:space="preserve"> </w:t>
-      </w:r>
-      <w:r>
-        <w:rPr>
-          <w:b/>
-        </w:rPr>
-        <w:br w:type="textWrapping"/>
-      </w:r>
-    </w:p>
-    <w:p>
-      <w:pPr>
-        <w:ind w:left="1350" w:hanging="1350"/>
-      </w:pPr>
-      <w:r>
-        <w:t xml:space="preserve"> </w:t>
-      </w:r>
-      <w:r>
-        <w:tab/>
-      </w:r>
-      <w:r>
-        <w:rPr>
-          <w:b/>
-        </w:rPr>
         <w:t xml:space="preserve">GenAI &amp; LLMs: </w:t>
       </w:r>
       <w:r>
-        <w:t>LangChain, Fine-Tuning (LoRA, QLoRA, PEFT), RAG Architectures, Prompt Engineering, OpenAI, Claude/Anthropic, LLaMA, Mistral, Hugging Face, VLLM, Agentic AI, FAISS, ChromaDB, Pinecone, PG-Vector.</w:t>
+        <w:t>LangChain, RAG Architectures, Fine-Tuning (LoRA, QLoRA, PEFT), OpenAI, Claude/Anthropic, LLaMA, Mistral, Hugging Face, VLLM, Agentic AI, Prompt Engineering, FAISS, ChromaDB, Pinecone, PG-Vector.</w:t>
       </w:r>
       <w:r>
         <w:rPr>
